--- a/Love-in-Motion-Sponsorship-Prospectus.docx
+++ b/Love-in-Motion-Sponsorship-Prospectus.docx
@@ -27,7 +27,7 @@
           <w:color w:val="9C6A28"/>
           <w:sz w:val="22"/>
         </w:rPr>
-        <w:t>RUN TO SYDNEY  ·  FOR THE McGRATH FOUNDATION</w:t>
+        <w:t>THE RUN HOME  ·  FOR THE McGRATH FOUNDATION</w:t>
       </w:r>
     </w:p>
     <w:p>
@@ -102,7 +102,7 @@
           <w:color w:val="26190F"/>
           <w:sz w:val="22"/>
         </w:rPr>
-        <w:t>Attunga → Sydney Cricket Ground · ~500 km on foot · 13 days</w:t>
+        <w:t>Sydney Cricket Ground → Tamworth · the run home, on foot · 14 days</w:t>
       </w:r>
     </w:p>
     <w:p>
@@ -117,7 +117,7 @@
           <w:color w:val="26190F"/>
           <w:sz w:val="22"/>
         </w:rPr>
-        <w:t>Wed 23 December 2026 → Mon 4 January 2027 · finishing on Pink Test day</w:t>
+        <w:t>Launched mid-Pink Test, Wed 6 January 2027 · finishing on Country, Tue 19 January</w:t>
       </w:r>
     </w:p>
     <w:p>
@@ -165,7 +165,7 @@
           <w:color w:val="26190F"/>
           <w:sz w:val="21"/>
         </w:rPr>
-        <w:t>In the last days of December 2026 I will set out from Attunga, in northern NSW, and run roughly 500 kilometres to the Sydney Cricket Ground — arriving on Monday 4 January 2027, the day of the Pink Test, the McGrath Foundation's biggest moment of the year.</w:t>
+        <w:t>On Wednesday 6 January 2027, in the middle of the Pink Test at the Sydney Cricket Ground — the McGrath Foundation's biggest week of the year — I will leave the SCG on foot and run home: north out of Sydney, up the coast through the Central Coast and Newcastle, and up the New England Highway through the Hunter to Tamworth, arriving on Country on Tuesday 19 January.</w:t>
       </w:r>
     </w:p>
     <w:p>
@@ -179,7 +179,7 @@
           <w:color w:val="26190F"/>
           <w:sz w:val="21"/>
         </w:rPr>
-        <w:t>It is thirteen consecutive days on foot through the peak of the Australian summer — an average of 38 km a day, every day, from the New England high country down the Hunter Valley, along the coast through Newcastle and the Central Coast, across the Hawkesbury and over the Harbour Bridge to the SCG.</w:t>
+        <w:t>Fourteen consecutive days in the peak of the Australian summer — roughly 31–34 km a day on the safety-audited corridor. The launch happens inside the one week the whole country is already watching breast cancer care; the finish happens at home, in my own community.</w:t>
       </w:r>
     </w:p>
     <w:p>
@@ -193,7 +193,7 @@
           <w:color w:val="26190F"/>
           <w:sz w:val="21"/>
         </w:rPr>
-        <w:t>Every dollar donated to the campaign goes to the McGrath Foundation, which funds breast care nurses who support families through breast cancer — for free, when they need it most. Because love keeps moving.</w:t>
+        <w:t>Every dollar donated goes to the McGrath Foundation, which funds breast care nurses who support families through breast cancer — for free, when they need it most. Because love keeps moving.</w:t>
       </w:r>
     </w:p>
     <w:p>
@@ -247,7 +247,7 @@
         </w:tc>
         <w:tc>
           <w:tcPr>
-            <w:tcW w:type="dxa" w:w="907"/>
+            <w:tcW w:type="dxa" w:w="794"/>
             <w:shd w:val="clear" w:fill="26190F"/>
           </w:tcPr>
           <w:p>
@@ -267,7 +267,7 @@
         </w:tc>
         <w:tc>
           <w:tcPr>
-            <w:tcW w:type="dxa" w:w="2608"/>
+            <w:tcW w:type="dxa" w:w="2948"/>
             <w:shd w:val="clear" w:fill="26190F"/>
           </w:tcPr>
           <w:p>
@@ -287,7 +287,7 @@
         </w:tc>
         <w:tc>
           <w:tcPr>
-            <w:tcW w:type="dxa" w:w="2948"/>
+            <w:tcW w:type="dxa" w:w="2608"/>
             <w:shd w:val="clear" w:fill="26190F"/>
           </w:tcPr>
           <w:p>
@@ -341,13 +341,13 @@
                 <w:color w:val="26190F"/>
                 <w:sz w:val="19"/>
               </w:rPr>
-              <w:t>~500 km</w:t>
+              <w:t>~430–470 km</w:t>
             </w:r>
           </w:p>
         </w:tc>
         <w:tc>
           <w:tcPr>
-            <w:tcW w:type="dxa" w:w="907"/>
+            <w:tcW w:type="dxa" w:w="794"/>
           </w:tcPr>
           <w:p>
             <w:pPr>
@@ -359,7 +359,25 @@
                 <w:color w:val="26190F"/>
                 <w:sz w:val="19"/>
               </w:rPr>
-              <w:t>13</w:t>
+              <w:t>14</w:t>
+            </w:r>
+          </w:p>
+        </w:tc>
+        <w:tc>
+          <w:tcPr>
+            <w:tcW w:type="dxa" w:w="2948"/>
+          </w:tcPr>
+          <w:p>
+            <w:pPr>
+              <w:spacing w:after="40"/>
+            </w:pPr>
+            <w:r/>
+            <w:r>
+              <w:rPr>
+                <w:color w:val="26190F"/>
+                <w:sz w:val="19"/>
+              </w:rPr>
+              <w:t>SCG · Wed 6 Jan 2027 (mid-Pink Test)</w:t>
             </w:r>
           </w:p>
         </w:tc>
@@ -377,25 +395,7 @@
                 <w:color w:val="26190F"/>
                 <w:sz w:val="19"/>
               </w:rPr>
-              <w:t>Attunga · Wed 23 Dec 2026</w:t>
-            </w:r>
-          </w:p>
-        </w:tc>
-        <w:tc>
-          <w:tcPr>
-            <w:tcW w:type="dxa" w:w="2948"/>
-          </w:tcPr>
-          <w:p>
-            <w:pPr>
-              <w:spacing w:after="40"/>
-            </w:pPr>
-            <w:r/>
-            <w:r>
-              <w:rPr>
-                <w:color w:val="26190F"/>
-                <w:sz w:val="19"/>
-              </w:rPr>
-              <w:t>SCG · Mon 4 Jan 2027 (Pink Test)</w:t>
+              <w:t>Tamworth · Tue 19 Jan 2027</w:t>
             </w:r>
           </w:p>
         </w:tc>
@@ -413,7 +413,7 @@
                 <w:color w:val="26190F"/>
                 <w:sz w:val="19"/>
               </w:rPr>
-              <w:t>~38 km/day</w:t>
+              <w:t>~31–34 km/day</w:t>
             </w:r>
           </w:p>
         </w:tc>
@@ -430,7 +430,7 @@
           <w:color w:val="26190F"/>
           <w:sz w:val="24"/>
         </w:rPr>
-        <w:t>The route</w:t>
+        <w:t>The route — northbound</w:t>
       </w:r>
     </w:p>
     <w:tbl>
@@ -540,7 +540,7 @@
                 <w:color w:val="26190F"/>
                 <w:sz w:val="19"/>
               </w:rPr>
-              <w:t>Attunga → Tamworth (launch day)</w:t>
+              <w:t>SCG → Hornsby (launch day — Harbour Bridge walkway)</w:t>
             </w:r>
           </w:p>
         </w:tc>
@@ -558,7 +558,7 @@
                 <w:color w:val="26190F"/>
                 <w:sz w:val="19"/>
               </w:rPr>
-              <w:t>~20 km</w:t>
+              <w:t>~30 km</w:t>
             </w:r>
           </w:p>
         </w:tc>
@@ -598,7 +598,7 @@
                 <w:color w:val="26190F"/>
                 <w:sz w:val="19"/>
               </w:rPr>
-              <w:t>Tamworth → Wallabadah (longest day)</w:t>
+              <w:t>Hornsby → Mooney Mooney, across the Hawkesbury</w:t>
             </w:r>
           </w:p>
         </w:tc>
@@ -617,7 +617,7 @@
                 <w:color w:val="26190F"/>
                 <w:sz w:val="19"/>
               </w:rPr>
-              <w:t>~54 km</w:t>
+              <w:t>~35 km</w:t>
             </w:r>
           </w:p>
         </w:tc>
@@ -655,7 +655,7 @@
                 <w:color w:val="26190F"/>
                 <w:sz w:val="19"/>
               </w:rPr>
-              <w:t>Wallabadah → Murrurundi, via Willow Tree</w:t>
+              <w:t>Mooney Mooney → Gosford (Old Pacific Hwy)</w:t>
             </w:r>
           </w:p>
         </w:tc>
@@ -673,7 +673,7 @@
                 <w:color w:val="26190F"/>
                 <w:sz w:val="19"/>
               </w:rPr>
-              <w:t>~38 km</w:t>
+              <w:t>~28 km</w:t>
             </w:r>
           </w:p>
         </w:tc>
@@ -713,7 +713,7 @@
                 <w:color w:val="26190F"/>
                 <w:sz w:val="19"/>
               </w:rPr>
-              <w:t>Murrurundi → Scone (Murrurundi Gap climb)</w:t>
+              <w:t>Gosford → Budgewoi</w:t>
             </w:r>
           </w:p>
         </w:tc>
@@ -732,7 +732,7 @@
                 <w:color w:val="26190F"/>
                 <w:sz w:val="19"/>
               </w:rPr>
-              <w:t>~40 km</w:t>
+              <w:t>~38 km</w:t>
             </w:r>
           </w:p>
         </w:tc>
@@ -770,7 +770,7 @@
                 <w:color w:val="26190F"/>
                 <w:sz w:val="19"/>
               </w:rPr>
-              <w:t>Scone → Muswellbrook (recovery day)</w:t>
+              <w:t>Budgewoi → Swansea (coastal paths)</w:t>
             </w:r>
           </w:p>
         </w:tc>
@@ -788,7 +788,7 @@
                 <w:color w:val="26190F"/>
                 <w:sz w:val="19"/>
               </w:rPr>
-              <w:t>~26 km</w:t>
+              <w:t>~25 km</w:t>
             </w:r>
           </w:p>
         </w:tc>
@@ -828,7 +828,7 @@
                 <w:color w:val="26190F"/>
                 <w:sz w:val="19"/>
               </w:rPr>
-              <w:t>Muswellbrook → Singleton</w:t>
+              <w:t>Swansea → Newcastle (Fernleigh Track)</w:t>
             </w:r>
           </w:p>
         </w:tc>
@@ -847,7 +847,7 @@
                 <w:color w:val="26190F"/>
                 <w:sz w:val="19"/>
               </w:rPr>
-              <w:t>~47 km</w:t>
+              <w:t>~25 km</w:t>
             </w:r>
           </w:p>
         </w:tc>
@@ -885,7 +885,7 @@
                 <w:color w:val="26190F"/>
                 <w:sz w:val="19"/>
               </w:rPr>
-              <w:t>Singleton → Maitland, via Branxton</w:t>
+              <w:t>Newcastle → Maitland</w:t>
             </w:r>
           </w:p>
         </w:tc>
@@ -903,7 +903,7 @@
                 <w:color w:val="26190F"/>
                 <w:sz w:val="19"/>
               </w:rPr>
-              <w:t>~49 km</w:t>
+              <w:t>~35 km</w:t>
             </w:r>
           </w:p>
         </w:tc>
@@ -943,7 +943,7 @@
                 <w:color w:val="26190F"/>
                 <w:sz w:val="19"/>
               </w:rPr>
-              <w:t>Maitland → Newcastle</w:t>
+              <w:t>Maitland → Singleton, via Branxton</w:t>
             </w:r>
           </w:p>
         </w:tc>
@@ -962,7 +962,7 @@
                 <w:color w:val="26190F"/>
                 <w:sz w:val="19"/>
               </w:rPr>
-              <w:t>~35 km</w:t>
+              <w:t>~49 km</w:t>
             </w:r>
           </w:p>
         </w:tc>
@@ -1000,7 +1000,7 @@
                 <w:color w:val="26190F"/>
                 <w:sz w:val="19"/>
               </w:rPr>
-              <w:t>Newcastle → Budgewoi (Fernleigh Track &amp; coast)</w:t>
+              <w:t>Singleton → Muswellbrook</w:t>
             </w:r>
           </w:p>
         </w:tc>
@@ -1018,7 +1018,7 @@
                 <w:color w:val="26190F"/>
                 <w:sz w:val="19"/>
               </w:rPr>
-              <w:t>~50 km</w:t>
+              <w:t>~47 km</w:t>
             </w:r>
           </w:p>
         </w:tc>
@@ -1058,7 +1058,7 @@
                 <w:color w:val="26190F"/>
                 <w:sz w:val="19"/>
               </w:rPr>
-              <w:t>Budgewoi → Gosford</w:t>
+              <w:t>Muswellbrook → Scone (recovery day)</w:t>
             </w:r>
           </w:p>
         </w:tc>
@@ -1077,7 +1077,7 @@
                 <w:color w:val="26190F"/>
                 <w:sz w:val="19"/>
               </w:rPr>
-              <w:t>~38 km</w:t>
+              <w:t>~26 km</w:t>
             </w:r>
           </w:p>
         </w:tc>
@@ -1115,7 +1115,7 @@
                 <w:color w:val="26190F"/>
                 <w:sz w:val="19"/>
               </w:rPr>
-              <w:t>Gosford → Mooney Mooney</w:t>
+              <w:t>Scone → Murrurundi (the Gap climb)</w:t>
             </w:r>
           </w:p>
         </w:tc>
@@ -1133,7 +1133,7 @@
                 <w:color w:val="26190F"/>
                 <w:sz w:val="19"/>
               </w:rPr>
-              <w:t>~28 km</w:t>
+              <w:t>~40 km</w:t>
             </w:r>
           </w:p>
         </w:tc>
@@ -1173,7 +1173,7 @@
                 <w:color w:val="26190F"/>
                 <w:sz w:val="19"/>
               </w:rPr>
-              <w:t>Mooney Mooney → Hornsby, across the Hawkesbury</w:t>
+              <w:t>Murrurundi → Wallabadah, via Willow Tree</w:t>
             </w:r>
           </w:p>
         </w:tc>
@@ -1192,7 +1192,7 @@
                 <w:color w:val="26190F"/>
                 <w:sz w:val="19"/>
               </w:rPr>
-              <w:t>~35 km</w:t>
+              <w:t>~38 km</w:t>
             </w:r>
           </w:p>
         </w:tc>
@@ -1230,7 +1230,7 @@
                 <w:color w:val="26190F"/>
                 <w:sz w:val="19"/>
               </w:rPr>
-              <w:t>Hornsby → Sydney Cricket Ground, over the Harbour Bridge</w:t>
+              <w:t>Wallabadah → crew camp</w:t>
             </w:r>
           </w:p>
         </w:tc>
@@ -1248,7 +1248,66 @@
                 <w:color w:val="26190F"/>
                 <w:sz w:val="19"/>
               </w:rPr>
-              <w:t>~30 km</w:t>
+              <w:t>~27 km</w:t>
+            </w:r>
+          </w:p>
+        </w:tc>
+      </w:tr>
+      <w:tr>
+        <w:tc>
+          <w:tcPr>
+            <w:tcW w:type="dxa" w:w="794"/>
+            <w:shd w:val="clear" w:fill="F6EFE2"/>
+          </w:tcPr>
+          <w:p>
+            <w:pPr>
+              <w:spacing w:after="40"/>
+            </w:pPr>
+            <w:r/>
+            <w:r>
+              <w:rPr>
+                <w:color w:val="26190F"/>
+                <w:sz w:val="19"/>
+              </w:rPr>
+              <w:t>14</w:t>
+            </w:r>
+          </w:p>
+        </w:tc>
+        <w:tc>
+          <w:tcPr>
+            <w:tcW w:type="dxa" w:w="6576"/>
+            <w:shd w:val="clear" w:fill="F6EFE2"/>
+          </w:tcPr>
+          <w:p>
+            <w:pPr>
+              <w:spacing w:after="40"/>
+            </w:pPr>
+            <w:r/>
+            <w:r>
+              <w:rPr>
+                <w:color w:val="26190F"/>
+                <w:sz w:val="19"/>
+              </w:rPr>
+              <w:t>Crew camp → Tamworth — HOME, on Country</w:t>
+            </w:r>
+          </w:p>
+        </w:tc>
+        <w:tc>
+          <w:tcPr>
+            <w:tcW w:type="dxa" w:w="1587"/>
+            <w:shd w:val="clear" w:fill="F6EFE2"/>
+          </w:tcPr>
+          <w:p>
+            <w:pPr>
+              <w:spacing w:after="40"/>
+            </w:pPr>
+            <w:r/>
+            <w:r>
+              <w:rPr>
+                <w:color w:val="26190F"/>
+                <w:sz w:val="19"/>
+              </w:rPr>
+              <w:t>~27 km</w:t>
             </w:r>
           </w:p>
         </w:tc>
@@ -1265,7 +1324,7 @@
           <w:color w:val="6D5F57"/>
           <w:sz w:val="19"/>
         </w:rPr>
-        <w:t>The full route has been safety-audited stage by stage — walkable crossings confirmed at Hexham and the Hawkesbury (Peats Ferry Bridge), verified shoulders on the highway days, and shared paths for most of the coastal run. A support crew shadows every stage.</w:t>
+        <w:t>The corridor was safety-audited stage by stage (walkable crossings confirmed at the Hawkesbury and Hexham; verified shoulders on the highway legs; shared paths on the coast). Northbound daily splits and chainages are being re-verified. A support crew shadows every stage.</w:t>
       </w:r>
     </w:p>
     <w:p>
@@ -1340,7 +1399,7 @@
           <w:color w:val="26190F"/>
           <w:sz w:val="21"/>
         </w:rPr>
-        <w:t>cover the cost of the road — the things that have to exist for a 500 km, 13-day supported run to happen safely. This prospectus is about that stream.</w:t>
+        <w:t>cover the cost of the road — the things that have to exist for a 14-day supported run to happen safely. This prospectus is about that stream.</w:t>
       </w:r>
     </w:p>
     <w:p>
@@ -1368,7 +1427,7 @@
           <w:color w:val="26190F"/>
           <w:sz w:val="24"/>
         </w:rPr>
-        <w:t>The road budget — what it takes to complete the run</w:t>
+        <w:t>The road budget — what it takes to get home</w:t>
       </w:r>
     </w:p>
     <w:tbl>
@@ -1496,7 +1555,7 @@
                 <w:color w:val="26190F"/>
                 <w:sz w:val="19"/>
               </w:rPr>
-              <w:t>A crew car shadows all 13 stages (~1,400 km incl. shuttles) — water, food, shade, and a safe pull-out on shoulder sections. Incl. runner-warning signage.</w:t>
+              <w:t>A crew car shadows all 14 stages (~1,400 km incl. shuttles) — water, food, shade, a safe pull-out on shoulder sections. Incl. runner-warning signage.</w:t>
             </w:r>
           </w:p>
         </w:tc>
@@ -1517,7 +1576,7 @@
                 <w:color w:val="26190F"/>
                 <w:sz w:val="19"/>
               </w:rPr>
-              <w:t>Accommodation — 13 nights</w:t>
+              <w:t>Accommodation — 15 nights</w:t>
             </w:r>
           </w:p>
         </w:tc>
@@ -1536,7 +1595,7 @@
                 <w:color w:val="26190F"/>
                 <w:sz w:val="19"/>
               </w:rPr>
-              <w:t>$1,400</w:t>
+              <w:t>$1,500</w:t>
             </w:r>
           </w:p>
         </w:tc>
@@ -1555,7 +1614,7 @@
                 <w:color w:val="26190F"/>
                 <w:sz w:val="19"/>
               </w:rPr>
-              <w:t>Caravan-park sites and cabins for runner + crew at each overnight town, at Christmas / New-Year peak pricing. Cabins on recovery-critical nights.</w:t>
+              <w:t>Two Sydney nights pre-start plus caravan-park sites and cabins at each overnight town, at January school-holiday peak pricing on the coast legs.</w:t>
             </w:r>
           </w:p>
         </w:tc>
@@ -1611,7 +1670,7 @@
                 <w:color w:val="26190F"/>
                 <w:sz w:val="19"/>
               </w:rPr>
-              <w:t>The runner burns 6,000+ kcal/day: sports nutrition (carb mix, gels, electrolytes ≈$45/day) plus real food for runner and crew across 13 days.</w:t>
+              <w:t>6,000+ kcal/day: sports nutrition (carb mix, gels, electrolytes ≈$45/day) plus real food for runner and crew across 14 days.</w:t>
             </w:r>
           </w:p>
         </w:tc>
@@ -1670,7 +1729,7 @@
                 <w:color w:val="26190F"/>
                 <w:sz w:val="19"/>
               </w:rPr>
-              <w:t>Three pairs of shoes rotated across 500 km, plus socks, anti-chafe, sun protection, packs and bottles, and hot-weather cooling gear.</w:t>
+              <w:t>Three pairs of shoes rotated across the run, plus socks, anti-chafe, sun protection, packs and bottles, hot-weather cooling gear.</w:t>
             </w:r>
           </w:p>
         </w:tc>
@@ -1726,7 +1785,7 @@
                 <w:color w:val="26190F"/>
                 <w:sz w:val="19"/>
               </w:rPr>
-              <w:t>Hi-vis for runner and crew, day-visible lights, vehicle beacon, UHF radios for crew-to-runner contact on no-coverage sections, first-aid and blister kit.</w:t>
+              <w:t>Hi-vis for runner and crew, day-visible lights, vehicle beacon, UHF radios for the no-coverage pass country, first-aid and blister kit.</w:t>
             </w:r>
           </w:p>
         </w:tc>
@@ -1841,7 +1900,7 @@
                 <w:color w:val="26190F"/>
                 <w:sz w:val="19"/>
               </w:rPr>
-              <w:t>Pre-run medical screen, and physio/massage stops booked along the route (Tamworth, Newcastle, Gosford) to keep a 13-day body moving.</w:t>
+              <w:t>Pre-run medical screen, and physio/massage stops booked along the route (Gosford, Newcastle, Tamworth).</w:t>
             </w:r>
           </w:p>
         </w:tc>
@@ -1900,7 +1959,7 @@
                 <w:color w:val="26190F"/>
                 <w:sz w:val="19"/>
               </w:rPr>
-              <w:t>Sponsor board, finish-line banner at the SCG, and printed material for the launch and finish.</w:t>
+              <w:t>Sponsor board, SCG send-off and Tamworth homecoming banners, printed material.</w:t>
             </w:r>
           </w:p>
         </w:tc>
@@ -1938,7 +1997,7 @@
                 <w:color w:val="26190F"/>
                 <w:sz w:val="19"/>
               </w:rPr>
-              <w:t>$1,300</w:t>
+              <w:t>$1,200</w:t>
             </w:r>
           </w:p>
         </w:tc>
@@ -1956,7 +2015,7 @@
                 <w:color w:val="26190F"/>
                 <w:sz w:val="19"/>
               </w:rPr>
-              <w:t>Heat days, a forced rest day, replacement gear, an extra cabin night — the buffer that keeps the run finishing.</w:t>
+              <w:t>Heat days, a forced rest day, replacement gear, an extra cabin night — the buffer that gets the run home.</w:t>
             </w:r>
           </w:p>
         </w:tc>
@@ -2051,14 +2110,14 @@
           <w:color w:val="26190F"/>
           <w:sz w:val="21"/>
         </w:rPr>
-        <w:t xml:space="preserve">A 13-day story, not a one-day event — </w:t>
+        <w:t xml:space="preserve">A 14-day story, not a one-day event — </w:t>
       </w:r>
       <w:r>
         <w:rPr>
           <w:color w:val="26190F"/>
           <w:sz w:val="21"/>
         </w:rPr>
-        <w:t>thirteen consecutive days of content across Christmas and New Year — one of the highest-attention windows of the year — each stage filmed, posted and geotagged from your town or your kilometre.</w:t>
+        <w:t>fourteen days of content across the January holidays, each stage filmed, posted and geotagged from your town or your kilometre.</w:t>
       </w:r>
     </w:p>
     <w:p>
@@ -2072,14 +2131,35 @@
           <w:color w:val="26190F"/>
           <w:sz w:val="21"/>
         </w:rPr>
-        <w:t xml:space="preserve">The Pink Test finish — </w:t>
+        <w:t xml:space="preserve">The Pink Test send-off — </w:t>
       </w:r>
       <w:r>
         <w:rPr>
           <w:color w:val="26190F"/>
           <w:sz w:val="21"/>
         </w:rPr>
-        <w:t>the run finishes at the SCG on the day of the McGrath Foundation's Pink Test — a national sporting moment with deep community goodwill.</w:t>
+        <w:t>the run LAUNCHES from the SCG in the middle of the Pink Test — the country's biggest breast-cancer moment, media already assembled, pink everywhere. Your brand leaves with it.</w:t>
+      </w:r>
+    </w:p>
+    <w:p>
+      <w:pPr>
+        <w:pStyle w:val="ListBullet"/>
+        <w:spacing w:after="60"/>
+      </w:pPr>
+      <w:r>
+        <w:rPr>
+          <w:b/>
+          <w:color w:val="26190F"/>
+          <w:sz w:val="21"/>
+        </w:rPr>
+        <w:t xml:space="preserve">The finish on Country — </w:t>
+      </w:r>
+      <w:r>
+        <w:rPr>
+          <w:color w:val="26190F"/>
+          <w:sz w:val="21"/>
+        </w:rPr>
+        <w:t>the final scene is Tamworth — a runner arriving home to his own community, on Country. Regional media live for this story, and it is the shot the documentary builds toward.</w:t>
       </w:r>
     </w:p>
     <w:p>
@@ -2100,7 +2180,7 @@
           <w:color w:val="26190F"/>
           <w:sz w:val="21"/>
         </w:rPr>
-        <w:t>Attunga, Tamworth, the Hunter, Newcastle, the Central Coast — the route passes your customers' front doors, and regional media love a hometown endurance story.</w:t>
+        <w:t>Sydney, the Central Coast, Newcastle, the Hunter, Tamworth — the route passes your customers' front doors.</w:t>
       </w:r>
     </w:p>
     <w:p>
@@ -2121,7 +2201,7 @@
           <w:color w:val="26190F"/>
           <w:sz w:val="21"/>
         </w:rPr>
-        <w:t>a clean budget, separated funds, a public surplus pledge, and a wrap report to every sponsor after the finish — reach, photos, and where every dollar went.</w:t>
+        <w:t>a clean budget, separated funds, a public surplus pledge, and a wrap report to every sponsor — reach, photos, and where every dollar went.</w:t>
       </w:r>
     </w:p>
     <w:p>
@@ -2302,7 +2382,7 @@
                 <w:color w:val="26190F"/>
                 <w:sz w:val="19"/>
               </w:rPr>
-              <w:t>“Presented by” naming on the campaign; logo on the site, the support-vehicle doors, the finish-line banner and the runner's kit; named in every media interview; daily tag across all 13 stage posts; first right of renewal.</w:t>
+              <w:t>“Presented by” naming; logo on the site, the support-vehicle doors, the SCG send-off and Tamworth homecoming banners and the runner's kit; named in every interview; daily tag across all 14 stage posts; first right of renewal.</w:t>
             </w:r>
           </w:p>
         </w:tc>
@@ -2361,7 +2441,7 @@
                 <w:color w:val="26190F"/>
                 <w:sz w:val="19"/>
               </w:rPr>
-              <w:t>13</w:t>
+              <w:t>14</w:t>
             </w:r>
           </w:p>
         </w:tc>
@@ -2380,7 +2460,7 @@
                 <w:color w:val="26190F"/>
                 <w:sz w:val="19"/>
               </w:rPr>
-              <w:t>Your business powers one named day — e.g. “Day 4 · Murrurundi → Scone, powered by you.” Named on the stage in the app and route book, a dedicated post filmed on your stage, logo on the site sponsor wall.</w:t>
+              <w:t>Your business powers one named day — e.g. “Day 11 · Scone → Murrurundi, powered by you.” Named on the stage in the app and route book, a dedicated post filmed on your stage, logo on the site sponsor wall.</w:t>
             </w:r>
           </w:p>
         </w:tc>
@@ -2436,7 +2516,7 @@
                 <w:color w:val="26190F"/>
                 <w:sz w:val="19"/>
               </w:rPr>
-              <w:t>500</w:t>
+              <w:t>430+</w:t>
             </w:r>
           </w:p>
         </w:tc>
@@ -2454,7 +2534,7 @@
                 <w:color w:val="26190F"/>
                 <w:sz w:val="19"/>
               </w:rPr>
-              <w:t>Your name — or a dedication to someone you love — on one of the 500 kilometres, on the site's Kilometre Wall, ticked off as it's run.</w:t>
+              <w:t>Your name — or a dedication to someone you love — on one of the kilometres home, on the site's Kilometre Wall, ticked off as it's run.</w:t>
             </w:r>
           </w:p>
         </w:tc>
@@ -2577,7 +2657,7 @@
           <w:color w:val="26190F"/>
           <w:sz w:val="21"/>
         </w:rPr>
-        <w:t>Within two weeks of the finish, every sponsor receives a wrap report: the story of the thirteen days, photos from your stage or kilometre, social reach numbers, a full statement of the road budget, and — if we've raised beyond costs — the receipt for the surplus donation to the McGrath Foundation.</w:t>
+        <w:t>Within two weeks of arriving home, every sponsor receives a wrap report: the story of the fourteen days, photos from your stage or kilometre, social reach numbers, a full statement of the road budget, and — if we've raised beyond costs — the receipt for the surplus donation to the McGrath Foundation.</w:t>
       </w:r>
     </w:p>
     <w:p>
@@ -2605,7 +2685,7 @@
           <w:color w:val="26190F"/>
           <w:sz w:val="21"/>
         </w:rPr>
-        <w:t>Sponsorships confirmed by 31 August 2026 make the print deadline for vehicle signage and kit. Stage Partners are allocated first-come by stage; the Presenting Partner is a single exclusive position.</w:t>
+        <w:t>Sponsorships confirmed by 30 September 2026 make the print deadline for vehicle signage and kit. Stage Partners are allocated first-come by stage; the Presenting Partner is a single exclusive position.</w:t>
       </w:r>
     </w:p>
     <w:p>

--- a/Love-in-Motion-Sponsorship-Prospectus.docx
+++ b/Love-in-Motion-Sponsorship-Prospectus.docx
@@ -4,21 +4,7 @@
   <w:body>
     <w:p>
       <w:pPr>
-        <w:spacing w:before="0" w:after="1200"/>
-      </w:pPr>
-      <w:r>
-        <w:rPr>
-          <w:b w:val="0"/>
-          <w:i w:val="0"/>
-          <w:color w:val="26190F"/>
-          <w:sz w:val="21"/>
-        </w:rPr>
-      </w:r>
-    </w:p>
-    <w:p>
-      <w:pPr>
         <w:spacing w:before="0" w:after="360"/>
-        <w:jc w:val="center"/>
       </w:pPr>
       <w:r>
         <w:rPr>
@@ -27,13 +13,12 @@
           <w:color w:val="9C6A28"/>
           <w:sz w:val="22"/>
         </w:rPr>
-        <w:t>THE RUN HOME  ·  FOR THE McGRATH FOUNDATION</w:t>
+        <w:t>THE FESTIVAL LAPS  ·  FOR THE McGRATH FOUNDATION</w:t>
       </w:r>
     </w:p>
     <w:p>
       <w:pPr>
         <w:spacing w:before="0" w:after="0"/>
-        <w:jc w:val="center"/>
       </w:pPr>
       <w:r>
         <w:rPr>
@@ -47,8 +32,7 @@
     </w:p>
     <w:p>
       <w:pPr>
-        <w:spacing w:before="0" w:after="280"/>
-        <w:jc w:val="center"/>
+        <w:spacing w:before="0" w:after="200"/>
       </w:pPr>
       <w:r>
         <w:rPr>
@@ -62,8 +46,7 @@
     </w:p>
     <w:p>
       <w:pPr>
-        <w:spacing w:before="0" w:after="520"/>
-        <w:jc w:val="center"/>
+        <w:spacing w:before="0" w:after="320"/>
       </w:pPr>
       <w:r>
         <w:rPr>
@@ -72,13 +55,12 @@
           <w:color w:val="6D5F57"/>
           <w:sz w:val="28"/>
         </w:rPr>
-        <w:t>Every kilometre turned into care.</w:t>
+        <w:t>Every lap turned into care.</w:t>
       </w:r>
     </w:p>
     <w:p>
       <w:pPr>
-        <w:spacing w:before="0" w:after="160"/>
-        <w:jc w:val="center"/>
+        <w:spacing w:before="0" w:after="280"/>
       </w:pPr>
       <w:r>
         <w:rPr>
@@ -93,7 +75,6 @@
     <w:p>
       <w:pPr>
         <w:spacing w:before="0" w:after="40"/>
-        <w:jc w:val="center"/>
       </w:pPr>
       <w:r>
         <w:rPr>
@@ -102,13 +83,12 @@
           <w:color w:val="26190F"/>
           <w:sz w:val="22"/>
         </w:rPr>
-        <w:t>Sydney Cricket Ground → Tamworth · the run home, on foot · 14 days</w:t>
+        <w:t>Laps of Tamworth · during the Country Music Festival · a multi-day ultra over consecutive days</w:t>
       </w:r>
     </w:p>
     <w:p>
       <w:pPr>
-        <w:spacing w:before="0" w:after="520"/>
-        <w:jc w:val="center"/>
+        <w:spacing w:before="0" w:after="280"/>
       </w:pPr>
       <w:r>
         <w:rPr>
@@ -117,13 +97,12 @@
           <w:color w:val="26190F"/>
           <w:sz w:val="22"/>
         </w:rPr>
-        <w:t>Launched mid-Pink Test, Wed 6 January 2027 · finishing on Country, Tue 19 January</w:t>
+        <w:t>Finishing with the McGrath Foundation · Tuesday 19 January 2027</w:t>
       </w:r>
     </w:p>
     <w:p>
       <w:pPr>
-        <w:spacing w:before="0" w:after="120"/>
-        <w:jc w:val="center"/>
+        <w:spacing w:before="0" w:after="80"/>
       </w:pPr>
       <w:r>
         <w:rPr>
@@ -136,69 +115,64 @@
       </w:r>
     </w:p>
     <w:p>
-      <w:r>
-        <w:br w:type="page"/>
-      </w:r>
-    </w:p>
-    <w:p>
       <w:pPr>
-        <w:spacing w:before="0" w:after="80"/>
+        <w:spacing w:before="360" w:after="120"/>
       </w:pPr>
       <w:r>
         <w:rPr>
           <w:b/>
           <w:i w:val="0"/>
           <w:color w:val="C05A33"/>
-          <w:sz w:val="30"/>
+          <w:sz w:val="28"/>
         </w:rPr>
         <w:t>THE RUN</w:t>
       </w:r>
     </w:p>
     <w:p>
       <w:pPr>
-        <w:spacing w:before="0" w:after="120"/>
+        <w:spacing w:before="0" w:after="160"/>
       </w:pPr>
       <w:r>
         <w:rPr>
           <w:b w:val="0"/>
           <w:i w:val="0"/>
-          <w:color w:val="26190F"/>
+          <w:color w:val="3B2A1D"/>
           <w:sz w:val="21"/>
         </w:rPr>
-        <w:t>On Wednesday 6 January 2027, in the middle of the Pink Test at the Sydney Cricket Ground — the McGrath Foundation's biggest week of the year — I will leave the SCG on foot and run home: north out of Sydney, up the coast through the Central Coast and Newcastle, and up the New England Highway through the Hunter to Tamworth, arriving on Country on Tuesday 19 January.</w:t>
+        <w:t>Love in Motion was going to be a 14-day road run home from the Sydney Cricket Ground. A hamstring injury rewrote it — and the rewrite is better. In January 2027, during the Country Music Festival — the week Tamworth is at its absolute fullest — I will run a multi-day ultra as laps of my own home town: consecutive days on a repeating local loop, every day starting and finishing in the middle of the festival, ending with the McGrath Foundation on Tuesday 19 January.</w:t>
       </w:r>
     </w:p>
     <w:p>
       <w:pPr>
-        <w:spacing w:before="0" w:after="120"/>
+        <w:spacing w:before="0" w:after="160"/>
       </w:pPr>
       <w:r>
         <w:rPr>
           <w:b w:val="0"/>
           <w:i w:val="0"/>
-          <w:color w:val="26190F"/>
+          <w:color w:val="3B2A1D"/>
           <w:sz w:val="21"/>
         </w:rPr>
-        <w:t>Fourteen consecutive days in the peak of the Australian summer — roughly 31–34 km a day on the safety-audited corridor. The launch happens inside the one week the whole country is already watching breast cancer care; the finish happens at home, in my own community.</w:t>
+        <w:t>The format is deliberately honest: 3, 5 or 7 consecutive run days, all finishing on the 19th, locked on 14 December 2026 after a three-day rehearsal — recovery decides, not ambition. The daily distances are announced with the format. What doesn’t change: every lap is for the cause.</w:t>
       </w:r>
     </w:p>
     <w:p>
       <w:pPr>
-        <w:spacing w:before="0" w:after="120"/>
+        <w:spacing w:before="0" w:after="160"/>
       </w:pPr>
       <w:r>
         <w:rPr>
           <w:b w:val="0"/>
-          <w:i/>
-          <w:color w:val="26190F"/>
+          <w:i w:val="0"/>
+          <w:color w:val="3B2A1D"/>
           <w:sz w:val="21"/>
         </w:rPr>
-        <w:t>Every dollar donated goes to the McGrath Foundation, which funds breast care nurses who support families through breast cancer — for free, when they need it most. Because love keeps moving.</w:t>
+        <w:t>Every dollar donated goes to the McGrath Foundation, which funds breast care nurses who support families through breast cancer — for free, when they need it most.</w:t>
       </w:r>
     </w:p>
     <w:p>
       <w:pPr>
-        <w:spacing w:before="200" w:after="60"/>
+        <w:spacing w:before="200" w:after="80"/>
       </w:pPr>
       <w:r>
         <w:rPr>
@@ -227,79 +201,67 @@
       <w:tr>
         <w:tc>
           <w:tcPr>
-            <w:tcW w:type="dxa" w:w="1701"/>
+            <w:tcW w:type="dxa" w:w="1904"/>
             <w:shd w:val="clear" w:fill="26190F"/>
           </w:tcPr>
           <w:p>
-            <w:pPr>
-              <w:spacing w:after="40"/>
-            </w:pPr>
             <w:r/>
             <w:r>
               <w:rPr>
                 <w:b/>
                 <w:color w:val="F6EFE2"/>
-                <w:sz w:val="19"/>
+                <w:sz w:val="20"/>
               </w:rPr>
-              <w:t>Distance</w:t>
+              <w:t>Format</w:t>
             </w:r>
           </w:p>
         </w:tc>
         <w:tc>
           <w:tcPr>
-            <w:tcW w:type="dxa" w:w="794"/>
+            <w:tcW w:type="dxa" w:w="1904"/>
             <w:shd w:val="clear" w:fill="26190F"/>
           </w:tcPr>
           <w:p>
-            <w:pPr>
-              <w:spacing w:after="40"/>
-            </w:pPr>
             <w:r/>
             <w:r>
               <w:rPr>
                 <w:b/>
                 <w:color w:val="F6EFE2"/>
-                <w:sz w:val="19"/>
+                <w:sz w:val="20"/>
               </w:rPr>
-              <w:t>Days</w:t>
+              <w:t>Window</w:t>
             </w:r>
           </w:p>
         </w:tc>
         <w:tc>
           <w:tcPr>
-            <w:tcW w:type="dxa" w:w="2948"/>
+            <w:tcW w:type="dxa" w:w="1904"/>
             <w:shd w:val="clear" w:fill="26190F"/>
           </w:tcPr>
           <w:p>
-            <w:pPr>
-              <w:spacing w:after="40"/>
-            </w:pPr>
             <w:r/>
             <w:r>
               <w:rPr>
                 <w:b/>
                 <w:color w:val="F6EFE2"/>
-                <w:sz w:val="19"/>
+                <w:sz w:val="20"/>
               </w:rPr>
-              <w:t>Start</w:t>
+              <w:t>Course</w:t>
             </w:r>
           </w:p>
         </w:tc>
         <w:tc>
           <w:tcPr>
-            <w:tcW w:type="dxa" w:w="2608"/>
+            <w:tcW w:type="dxa" w:w="1904"/>
             <w:shd w:val="clear" w:fill="26190F"/>
           </w:tcPr>
           <w:p>
-            <w:pPr>
-              <w:spacing w:after="40"/>
-            </w:pPr>
             <w:r/>
             <w:r>
               <w:rPr>
                 <w:b/>
                 <w:color w:val="F6EFE2"/>
-                <w:sz w:val="19"/>
+                <w:sz w:val="20"/>
               </w:rPr>
               <w:t>Finish</w:t>
             </w:r>
@@ -307,21 +269,18 @@
         </w:tc>
         <w:tc>
           <w:tcPr>
-            <w:tcW w:type="dxa" w:w="1474"/>
+            <w:tcW w:type="dxa" w:w="1904"/>
             <w:shd w:val="clear" w:fill="26190F"/>
           </w:tcPr>
           <w:p>
-            <w:pPr>
-              <w:spacing w:after="40"/>
-            </w:pPr>
             <w:r/>
             <w:r>
               <w:rPr>
                 <w:b/>
                 <w:color w:val="F6EFE2"/>
-                <w:sz w:val="19"/>
+                <w:sz w:val="20"/>
               </w:rPr>
-              <w:t>Average</w:t>
+              <w:t>Distance</w:t>
             </w:r>
           </w:p>
         </w:tc>
@@ -329,91 +288,76 @@
       <w:tr>
         <w:tc>
           <w:tcPr>
-            <w:tcW w:type="dxa" w:w="1701"/>
+            <w:tcW w:type="dxa" w:w="1904"/>
           </w:tcPr>
           <w:p>
-            <w:pPr>
-              <w:spacing w:after="40"/>
-            </w:pPr>
             <w:r/>
             <w:r>
               <w:rPr>
-                <w:color w:val="26190F"/>
-                <w:sz w:val="19"/>
+                <w:color w:val="3B2A1D"/>
+                <w:sz w:val="20"/>
               </w:rPr>
-              <w:t>~430–470 km</w:t>
+              <w:t>3, 5 or 7 consecutive days · locked 14 Dec 2026</w:t>
             </w:r>
           </w:p>
         </w:tc>
         <w:tc>
           <w:tcPr>
-            <w:tcW w:type="dxa" w:w="794"/>
+            <w:tcW w:type="dxa" w:w="1904"/>
           </w:tcPr>
           <w:p>
-            <w:pPr>
-              <w:spacing w:after="40"/>
-            </w:pPr>
             <w:r/>
             <w:r>
               <w:rPr>
-                <w:color w:val="26190F"/>
-                <w:sz w:val="19"/>
+                <w:color w:val="3B2A1D"/>
+                <w:sz w:val="20"/>
               </w:rPr>
-              <w:t>14</w:t>
+              <w:t>During the Country Music Festival, Tamworth</w:t>
             </w:r>
           </w:p>
         </w:tc>
         <w:tc>
           <w:tcPr>
-            <w:tcW w:type="dxa" w:w="2948"/>
+            <w:tcW w:type="dxa" w:w="1904"/>
           </w:tcPr>
           <w:p>
-            <w:pPr>
-              <w:spacing w:after="40"/>
-            </w:pPr>
             <w:r/>
             <w:r>
               <w:rPr>
-                <w:color w:val="26190F"/>
-                <w:sz w:val="19"/>
+                <w:color w:val="3B2A1D"/>
+                <w:sz w:val="20"/>
               </w:rPr>
-              <w:t>SCG · Wed 6 Jan 2027 (mid-Pink Test)</w:t>
+              <w:t>A repeating local loop — course to be confirmed</w:t>
             </w:r>
           </w:p>
         </w:tc>
         <w:tc>
           <w:tcPr>
-            <w:tcW w:type="dxa" w:w="2608"/>
+            <w:tcW w:type="dxa" w:w="1904"/>
           </w:tcPr>
           <w:p>
-            <w:pPr>
-              <w:spacing w:after="40"/>
-            </w:pPr>
             <w:r/>
             <w:r>
               <w:rPr>
-                <w:color w:val="26190F"/>
-                <w:sz w:val="19"/>
+                <w:color w:val="3B2A1D"/>
+                <w:sz w:val="20"/>
               </w:rPr>
-              <w:t>Tamworth · Tue 19 Jan 2027</w:t>
+              <w:t>Tamworth · Tue 19 Jan 2027, with the McGrath Foundation</w:t>
             </w:r>
           </w:p>
         </w:tc>
         <w:tc>
           <w:tcPr>
-            <w:tcW w:type="dxa" w:w="1474"/>
+            <w:tcW w:type="dxa" w:w="1904"/>
           </w:tcPr>
           <w:p>
-            <w:pPr>
-              <w:spacing w:after="40"/>
-            </w:pPr>
             <w:r/>
             <w:r>
               <w:rPr>
-                <w:color w:val="26190F"/>
-                <w:sz w:val="19"/>
+                <w:color w:val="3B2A1D"/>
+                <w:sz w:val="20"/>
               </w:rPr>
-              <w:t>~31–34 km/day</w:t>
+              <w:t>Set by recovery — announced with the format</w:t>
             </w:r>
           </w:p>
         </w:tc>
@@ -421,7 +365,7 @@
     </w:tbl>
     <w:p>
       <w:pPr>
-        <w:spacing w:before="240" w:after="60"/>
+        <w:spacing w:before="240" w:after="80"/>
       </w:pPr>
       <w:r>
         <w:rPr>
@@ -430,7 +374,7 @@
           <w:color w:val="26190F"/>
           <w:sz w:val="24"/>
         </w:rPr>
-        <w:t>The route — northbound</w:t>
+        <w:t>Three formats, one finish</w:t>
       </w:r>
     </w:p>
     <w:tbl>
@@ -448,61 +392,52 @@
       <w:tr>
         <w:tc>
           <w:tcPr>
-            <w:tcW w:type="dxa" w:w="794"/>
+            <w:tcW w:type="dxa" w:w="3173"/>
             <w:shd w:val="clear" w:fill="26190F"/>
           </w:tcPr>
           <w:p>
-            <w:pPr>
-              <w:spacing w:after="40"/>
-            </w:pPr>
             <w:r/>
             <w:r>
               <w:rPr>
                 <w:b/>
                 <w:color w:val="F6EFE2"/>
-                <w:sz w:val="19"/>
+                <w:sz w:val="20"/>
               </w:rPr>
-              <w:t>Day</w:t>
+              <w:t>Format</w:t>
             </w:r>
           </w:p>
         </w:tc>
         <w:tc>
           <w:tcPr>
-            <w:tcW w:type="dxa" w:w="6576"/>
+            <w:tcW w:type="dxa" w:w="3173"/>
             <w:shd w:val="clear" w:fill="26190F"/>
           </w:tcPr>
           <w:p>
-            <w:pPr>
-              <w:spacing w:after="40"/>
-            </w:pPr>
             <w:r/>
             <w:r>
               <w:rPr>
                 <w:b/>
                 <w:color w:val="F6EFE2"/>
-                <w:sz w:val="19"/>
+                <w:sz w:val="20"/>
               </w:rPr>
-              <w:t>Stage</w:t>
+              <w:t>Run days</w:t>
             </w:r>
           </w:p>
         </w:tc>
         <w:tc>
           <w:tcPr>
-            <w:tcW w:type="dxa" w:w="1587"/>
+            <w:tcW w:type="dxa" w:w="3173"/>
             <w:shd w:val="clear" w:fill="26190F"/>
           </w:tcPr>
           <w:p>
-            <w:pPr>
-              <w:spacing w:after="40"/>
-            </w:pPr>
             <w:r/>
             <w:r>
               <w:rPr>
                 <w:b/>
                 <w:color w:val="F6EFE2"/>
-                <w:sz w:val="19"/>
+                <w:sz w:val="20"/>
               </w:rPr>
-              <w:t>Distance</w:t>
+              <w:t>Chosen if…</w:t>
             </w:r>
           </w:p>
         </w:tc>
@@ -510,55 +445,46 @@
       <w:tr>
         <w:tc>
           <w:tcPr>
-            <w:tcW w:type="dxa" w:w="794"/>
+            <w:tcW w:type="dxa" w:w="3173"/>
           </w:tcPr>
           <w:p>
-            <w:pPr>
-              <w:spacing w:after="40"/>
-            </w:pPr>
             <w:r/>
             <w:r>
               <w:rPr>
-                <w:color w:val="26190F"/>
-                <w:sz w:val="19"/>
+                <w:color w:val="3B2A1D"/>
+                <w:sz w:val="20"/>
               </w:rPr>
-              <w:t>1</w:t>
+              <w:t>7 days</w:t>
             </w:r>
           </w:p>
         </w:tc>
         <w:tc>
           <w:tcPr>
-            <w:tcW w:type="dxa" w:w="6576"/>
+            <w:tcW w:type="dxa" w:w="3173"/>
           </w:tcPr>
           <w:p>
-            <w:pPr>
-              <w:spacing w:after="40"/>
-            </w:pPr>
             <w:r/>
             <w:r>
               <w:rPr>
-                <w:color w:val="26190F"/>
-                <w:sz w:val="19"/>
+                <w:color w:val="3B2A1D"/>
+                <w:sz w:val="20"/>
               </w:rPr>
-              <w:t>SCG → Hornsby (launch day — Harbour Bridge walkway)</w:t>
+              <w:t>Wed 13 → Tue 19 Jan</w:t>
             </w:r>
           </w:p>
         </w:tc>
         <w:tc>
           <w:tcPr>
-            <w:tcW w:type="dxa" w:w="1587"/>
+            <w:tcW w:type="dxa" w:w="3173"/>
           </w:tcPr>
           <w:p>
-            <w:pPr>
-              <w:spacing w:after="40"/>
-            </w:pPr>
             <w:r/>
             <w:r>
               <w:rPr>
-                <w:color w:val="26190F"/>
-                <w:sz w:val="19"/>
+                <w:color w:val="3B2A1D"/>
+                <w:sz w:val="20"/>
               </w:rPr>
-              <w:t>~30 km</w:t>
+              <w:t>the December rehearsal is clean and the hamstring has been quiet for weeks</w:t>
             </w:r>
           </w:p>
         </w:tc>
@@ -566,58 +492,46 @@
       <w:tr>
         <w:tc>
           <w:tcPr>
-            <w:tcW w:type="dxa" w:w="794"/>
-            <w:shd w:val="clear" w:fill="F6EFE2"/>
+            <w:tcW w:type="dxa" w:w="3173"/>
           </w:tcPr>
           <w:p>
-            <w:pPr>
-              <w:spacing w:after="40"/>
-            </w:pPr>
             <w:r/>
             <w:r>
               <w:rPr>
-                <w:color w:val="26190F"/>
-                <w:sz w:val="19"/>
+                <w:color w:val="3B2A1D"/>
+                <w:sz w:val="20"/>
               </w:rPr>
-              <w:t>2</w:t>
+              <w:t>5 days</w:t>
             </w:r>
           </w:p>
         </w:tc>
         <w:tc>
           <w:tcPr>
-            <w:tcW w:type="dxa" w:w="6576"/>
-            <w:shd w:val="clear" w:fill="F6EFE2"/>
+            <w:tcW w:type="dxa" w:w="3173"/>
           </w:tcPr>
           <w:p>
-            <w:pPr>
-              <w:spacing w:after="40"/>
-            </w:pPr>
             <w:r/>
             <w:r>
               <w:rPr>
-                <w:color w:val="26190F"/>
-                <w:sz w:val="19"/>
+                <w:color w:val="3B2A1D"/>
+                <w:sz w:val="20"/>
               </w:rPr>
-              <w:t>Hornsby → Mooney Mooney, across the Hawkesbury</w:t>
+              <w:t>Fri 15 → Tue 19 Jan</w:t>
             </w:r>
           </w:p>
         </w:tc>
         <w:tc>
           <w:tcPr>
-            <w:tcW w:type="dxa" w:w="1587"/>
-            <w:shd w:val="clear" w:fill="F6EFE2"/>
+            <w:tcW w:type="dxa" w:w="3173"/>
           </w:tcPr>
           <w:p>
-            <w:pPr>
-              <w:spacing w:after="40"/>
-            </w:pPr>
             <w:r/>
             <w:r>
               <w:rPr>
-                <w:color w:val="26190F"/>
-                <w:sz w:val="19"/>
+                <w:color w:val="3B2A1D"/>
+                <w:sz w:val="20"/>
               </w:rPr>
-              <w:t>~35 km</w:t>
+              <w:t>mostly clean, with the odd flare that settled overnight</w:t>
             </w:r>
           </w:p>
         </w:tc>
@@ -625,689 +539,46 @@
       <w:tr>
         <w:tc>
           <w:tcPr>
-            <w:tcW w:type="dxa" w:w="794"/>
+            <w:tcW w:type="dxa" w:w="3173"/>
           </w:tcPr>
           <w:p>
-            <w:pPr>
-              <w:spacing w:after="40"/>
-            </w:pPr>
             <w:r/>
             <w:r>
               <w:rPr>
-                <w:color w:val="26190F"/>
-                <w:sz w:val="19"/>
+                <w:color w:val="3B2A1D"/>
+                <w:sz w:val="20"/>
               </w:rPr>
-              <w:t>3</w:t>
+              <w:t>3 days</w:t>
             </w:r>
           </w:p>
         </w:tc>
         <w:tc>
           <w:tcPr>
-            <w:tcW w:type="dxa" w:w="6576"/>
+            <w:tcW w:type="dxa" w:w="3173"/>
           </w:tcPr>
           <w:p>
-            <w:pPr>
-              <w:spacing w:after="40"/>
-            </w:pPr>
             <w:r/>
             <w:r>
               <w:rPr>
-                <w:color w:val="26190F"/>
-                <w:sz w:val="19"/>
+                <w:color w:val="3B2A1D"/>
+                <w:sz w:val="20"/>
               </w:rPr>
-              <w:t>Mooney Mooney → Gosford (Old Pacific Hwy)</w:t>
+              <w:t>Sun 17 → Tue 19 Jan</w:t>
             </w:r>
           </w:p>
         </w:tc>
         <w:tc>
           <w:tcPr>
-            <w:tcW w:type="dxa" w:w="1587"/>
+            <w:tcW w:type="dxa" w:w="3173"/>
           </w:tcPr>
           <w:p>
-            <w:pPr>
-              <w:spacing w:after="40"/>
-            </w:pPr>
             <w:r/>
             <w:r>
               <w:rPr>
-                <w:color w:val="26190F"/>
-                <w:sz w:val="19"/>
+                <w:color w:val="3B2A1D"/>
+                <w:sz w:val="20"/>
               </w:rPr>
-              <w:t>~28 km</w:t>
-            </w:r>
-          </w:p>
-        </w:tc>
-      </w:tr>
-      <w:tr>
-        <w:tc>
-          <w:tcPr>
-            <w:tcW w:type="dxa" w:w="794"/>
-            <w:shd w:val="clear" w:fill="F6EFE2"/>
-          </w:tcPr>
-          <w:p>
-            <w:pPr>
-              <w:spacing w:after="40"/>
-            </w:pPr>
-            <w:r/>
-            <w:r>
-              <w:rPr>
-                <w:color w:val="26190F"/>
-                <w:sz w:val="19"/>
-              </w:rPr>
-              <w:t>4</w:t>
-            </w:r>
-          </w:p>
-        </w:tc>
-        <w:tc>
-          <w:tcPr>
-            <w:tcW w:type="dxa" w:w="6576"/>
-            <w:shd w:val="clear" w:fill="F6EFE2"/>
-          </w:tcPr>
-          <w:p>
-            <w:pPr>
-              <w:spacing w:after="40"/>
-            </w:pPr>
-            <w:r/>
-            <w:r>
-              <w:rPr>
-                <w:color w:val="26190F"/>
-                <w:sz w:val="19"/>
-              </w:rPr>
-              <w:t>Gosford → Budgewoi</w:t>
-            </w:r>
-          </w:p>
-        </w:tc>
-        <w:tc>
-          <w:tcPr>
-            <w:tcW w:type="dxa" w:w="1587"/>
-            <w:shd w:val="clear" w:fill="F6EFE2"/>
-          </w:tcPr>
-          <w:p>
-            <w:pPr>
-              <w:spacing w:after="40"/>
-            </w:pPr>
-            <w:r/>
-            <w:r>
-              <w:rPr>
-                <w:color w:val="26190F"/>
-                <w:sz w:val="19"/>
-              </w:rPr>
-              <w:t>~38 km</w:t>
-            </w:r>
-          </w:p>
-        </w:tc>
-      </w:tr>
-      <w:tr>
-        <w:tc>
-          <w:tcPr>
-            <w:tcW w:type="dxa" w:w="794"/>
-          </w:tcPr>
-          <w:p>
-            <w:pPr>
-              <w:spacing w:after="40"/>
-            </w:pPr>
-            <w:r/>
-            <w:r>
-              <w:rPr>
-                <w:color w:val="26190F"/>
-                <w:sz w:val="19"/>
-              </w:rPr>
-              <w:t>5</w:t>
-            </w:r>
-          </w:p>
-        </w:tc>
-        <w:tc>
-          <w:tcPr>
-            <w:tcW w:type="dxa" w:w="6576"/>
-          </w:tcPr>
-          <w:p>
-            <w:pPr>
-              <w:spacing w:after="40"/>
-            </w:pPr>
-            <w:r/>
-            <w:r>
-              <w:rPr>
-                <w:color w:val="26190F"/>
-                <w:sz w:val="19"/>
-              </w:rPr>
-              <w:t>Budgewoi → Swansea (coastal paths)</w:t>
-            </w:r>
-          </w:p>
-        </w:tc>
-        <w:tc>
-          <w:tcPr>
-            <w:tcW w:type="dxa" w:w="1587"/>
-          </w:tcPr>
-          <w:p>
-            <w:pPr>
-              <w:spacing w:after="40"/>
-            </w:pPr>
-            <w:r/>
-            <w:r>
-              <w:rPr>
-                <w:color w:val="26190F"/>
-                <w:sz w:val="19"/>
-              </w:rPr>
-              <w:t>~25 km</w:t>
-            </w:r>
-          </w:p>
-        </w:tc>
-      </w:tr>
-      <w:tr>
-        <w:tc>
-          <w:tcPr>
-            <w:tcW w:type="dxa" w:w="794"/>
-            <w:shd w:val="clear" w:fill="F6EFE2"/>
-          </w:tcPr>
-          <w:p>
-            <w:pPr>
-              <w:spacing w:after="40"/>
-            </w:pPr>
-            <w:r/>
-            <w:r>
-              <w:rPr>
-                <w:color w:val="26190F"/>
-                <w:sz w:val="19"/>
-              </w:rPr>
-              <w:t>6</w:t>
-            </w:r>
-          </w:p>
-        </w:tc>
-        <w:tc>
-          <w:tcPr>
-            <w:tcW w:type="dxa" w:w="6576"/>
-            <w:shd w:val="clear" w:fill="F6EFE2"/>
-          </w:tcPr>
-          <w:p>
-            <w:pPr>
-              <w:spacing w:after="40"/>
-            </w:pPr>
-            <w:r/>
-            <w:r>
-              <w:rPr>
-                <w:color w:val="26190F"/>
-                <w:sz w:val="19"/>
-              </w:rPr>
-              <w:t>Swansea → Newcastle (Fernleigh Track)</w:t>
-            </w:r>
-          </w:p>
-        </w:tc>
-        <w:tc>
-          <w:tcPr>
-            <w:tcW w:type="dxa" w:w="1587"/>
-            <w:shd w:val="clear" w:fill="F6EFE2"/>
-          </w:tcPr>
-          <w:p>
-            <w:pPr>
-              <w:spacing w:after="40"/>
-            </w:pPr>
-            <w:r/>
-            <w:r>
-              <w:rPr>
-                <w:color w:val="26190F"/>
-                <w:sz w:val="19"/>
-              </w:rPr>
-              <w:t>~25 km</w:t>
-            </w:r>
-          </w:p>
-        </w:tc>
-      </w:tr>
-      <w:tr>
-        <w:tc>
-          <w:tcPr>
-            <w:tcW w:type="dxa" w:w="794"/>
-          </w:tcPr>
-          <w:p>
-            <w:pPr>
-              <w:spacing w:after="40"/>
-            </w:pPr>
-            <w:r/>
-            <w:r>
-              <w:rPr>
-                <w:color w:val="26190F"/>
-                <w:sz w:val="19"/>
-              </w:rPr>
-              <w:t>7</w:t>
-            </w:r>
-          </w:p>
-        </w:tc>
-        <w:tc>
-          <w:tcPr>
-            <w:tcW w:type="dxa" w:w="6576"/>
-          </w:tcPr>
-          <w:p>
-            <w:pPr>
-              <w:spacing w:after="40"/>
-            </w:pPr>
-            <w:r/>
-            <w:r>
-              <w:rPr>
-                <w:color w:val="26190F"/>
-                <w:sz w:val="19"/>
-              </w:rPr>
-              <w:t>Newcastle → Maitland</w:t>
-            </w:r>
-          </w:p>
-        </w:tc>
-        <w:tc>
-          <w:tcPr>
-            <w:tcW w:type="dxa" w:w="1587"/>
-          </w:tcPr>
-          <w:p>
-            <w:pPr>
-              <w:spacing w:after="40"/>
-            </w:pPr>
-            <w:r/>
-            <w:r>
-              <w:rPr>
-                <w:color w:val="26190F"/>
-                <w:sz w:val="19"/>
-              </w:rPr>
-              <w:t>~35 km</w:t>
-            </w:r>
-          </w:p>
-        </w:tc>
-      </w:tr>
-      <w:tr>
-        <w:tc>
-          <w:tcPr>
-            <w:tcW w:type="dxa" w:w="794"/>
-            <w:shd w:val="clear" w:fill="F6EFE2"/>
-          </w:tcPr>
-          <w:p>
-            <w:pPr>
-              <w:spacing w:after="40"/>
-            </w:pPr>
-            <w:r/>
-            <w:r>
-              <w:rPr>
-                <w:color w:val="26190F"/>
-                <w:sz w:val="19"/>
-              </w:rPr>
-              <w:t>8</w:t>
-            </w:r>
-          </w:p>
-        </w:tc>
-        <w:tc>
-          <w:tcPr>
-            <w:tcW w:type="dxa" w:w="6576"/>
-            <w:shd w:val="clear" w:fill="F6EFE2"/>
-          </w:tcPr>
-          <w:p>
-            <w:pPr>
-              <w:spacing w:after="40"/>
-            </w:pPr>
-            <w:r/>
-            <w:r>
-              <w:rPr>
-                <w:color w:val="26190F"/>
-                <w:sz w:val="19"/>
-              </w:rPr>
-              <w:t>Maitland → Singleton, via Branxton</w:t>
-            </w:r>
-          </w:p>
-        </w:tc>
-        <w:tc>
-          <w:tcPr>
-            <w:tcW w:type="dxa" w:w="1587"/>
-            <w:shd w:val="clear" w:fill="F6EFE2"/>
-          </w:tcPr>
-          <w:p>
-            <w:pPr>
-              <w:spacing w:after="40"/>
-            </w:pPr>
-            <w:r/>
-            <w:r>
-              <w:rPr>
-                <w:color w:val="26190F"/>
-                <w:sz w:val="19"/>
-              </w:rPr>
-              <w:t>~49 km</w:t>
-            </w:r>
-          </w:p>
-        </w:tc>
-      </w:tr>
-      <w:tr>
-        <w:tc>
-          <w:tcPr>
-            <w:tcW w:type="dxa" w:w="794"/>
-          </w:tcPr>
-          <w:p>
-            <w:pPr>
-              <w:spacing w:after="40"/>
-            </w:pPr>
-            <w:r/>
-            <w:r>
-              <w:rPr>
-                <w:color w:val="26190F"/>
-                <w:sz w:val="19"/>
-              </w:rPr>
-              <w:t>9</w:t>
-            </w:r>
-          </w:p>
-        </w:tc>
-        <w:tc>
-          <w:tcPr>
-            <w:tcW w:type="dxa" w:w="6576"/>
-          </w:tcPr>
-          <w:p>
-            <w:pPr>
-              <w:spacing w:after="40"/>
-            </w:pPr>
-            <w:r/>
-            <w:r>
-              <w:rPr>
-                <w:color w:val="26190F"/>
-                <w:sz w:val="19"/>
-              </w:rPr>
-              <w:t>Singleton → Muswellbrook</w:t>
-            </w:r>
-          </w:p>
-        </w:tc>
-        <w:tc>
-          <w:tcPr>
-            <w:tcW w:type="dxa" w:w="1587"/>
-          </w:tcPr>
-          <w:p>
-            <w:pPr>
-              <w:spacing w:after="40"/>
-            </w:pPr>
-            <w:r/>
-            <w:r>
-              <w:rPr>
-                <w:color w:val="26190F"/>
-                <w:sz w:val="19"/>
-              </w:rPr>
-              <w:t>~47 km</w:t>
-            </w:r>
-          </w:p>
-        </w:tc>
-      </w:tr>
-      <w:tr>
-        <w:tc>
-          <w:tcPr>
-            <w:tcW w:type="dxa" w:w="794"/>
-            <w:shd w:val="clear" w:fill="F6EFE2"/>
-          </w:tcPr>
-          <w:p>
-            <w:pPr>
-              <w:spacing w:after="40"/>
-            </w:pPr>
-            <w:r/>
-            <w:r>
-              <w:rPr>
-                <w:color w:val="26190F"/>
-                <w:sz w:val="19"/>
-              </w:rPr>
-              <w:t>10</w:t>
-            </w:r>
-          </w:p>
-        </w:tc>
-        <w:tc>
-          <w:tcPr>
-            <w:tcW w:type="dxa" w:w="6576"/>
-            <w:shd w:val="clear" w:fill="F6EFE2"/>
-          </w:tcPr>
-          <w:p>
-            <w:pPr>
-              <w:spacing w:after="40"/>
-            </w:pPr>
-            <w:r/>
-            <w:r>
-              <w:rPr>
-                <w:color w:val="26190F"/>
-                <w:sz w:val="19"/>
-              </w:rPr>
-              <w:t>Muswellbrook → Scone (recovery day)</w:t>
-            </w:r>
-          </w:p>
-        </w:tc>
-        <w:tc>
-          <w:tcPr>
-            <w:tcW w:type="dxa" w:w="1587"/>
-            <w:shd w:val="clear" w:fill="F6EFE2"/>
-          </w:tcPr>
-          <w:p>
-            <w:pPr>
-              <w:spacing w:after="40"/>
-            </w:pPr>
-            <w:r/>
-            <w:r>
-              <w:rPr>
-                <w:color w:val="26190F"/>
-                <w:sz w:val="19"/>
-              </w:rPr>
-              <w:t>~26 km</w:t>
-            </w:r>
-          </w:p>
-        </w:tc>
-      </w:tr>
-      <w:tr>
-        <w:tc>
-          <w:tcPr>
-            <w:tcW w:type="dxa" w:w="794"/>
-          </w:tcPr>
-          <w:p>
-            <w:pPr>
-              <w:spacing w:after="40"/>
-            </w:pPr>
-            <w:r/>
-            <w:r>
-              <w:rPr>
-                <w:color w:val="26190F"/>
-                <w:sz w:val="19"/>
-              </w:rPr>
-              <w:t>11</w:t>
-            </w:r>
-          </w:p>
-        </w:tc>
-        <w:tc>
-          <w:tcPr>
-            <w:tcW w:type="dxa" w:w="6576"/>
-          </w:tcPr>
-          <w:p>
-            <w:pPr>
-              <w:spacing w:after="40"/>
-            </w:pPr>
-            <w:r/>
-            <w:r>
-              <w:rPr>
-                <w:color w:val="26190F"/>
-                <w:sz w:val="19"/>
-              </w:rPr>
-              <w:t>Scone → Murrurundi (the Gap climb)</w:t>
-            </w:r>
-          </w:p>
-        </w:tc>
-        <w:tc>
-          <w:tcPr>
-            <w:tcW w:type="dxa" w:w="1587"/>
-          </w:tcPr>
-          <w:p>
-            <w:pPr>
-              <w:spacing w:after="40"/>
-            </w:pPr>
-            <w:r/>
-            <w:r>
-              <w:rPr>
-                <w:color w:val="26190F"/>
-                <w:sz w:val="19"/>
-              </w:rPr>
-              <w:t>~40 km</w:t>
-            </w:r>
-          </w:p>
-        </w:tc>
-      </w:tr>
-      <w:tr>
-        <w:tc>
-          <w:tcPr>
-            <w:tcW w:type="dxa" w:w="794"/>
-            <w:shd w:val="clear" w:fill="F6EFE2"/>
-          </w:tcPr>
-          <w:p>
-            <w:pPr>
-              <w:spacing w:after="40"/>
-            </w:pPr>
-            <w:r/>
-            <w:r>
-              <w:rPr>
-                <w:color w:val="26190F"/>
-                <w:sz w:val="19"/>
-              </w:rPr>
-              <w:t>12</w:t>
-            </w:r>
-          </w:p>
-        </w:tc>
-        <w:tc>
-          <w:tcPr>
-            <w:tcW w:type="dxa" w:w="6576"/>
-            <w:shd w:val="clear" w:fill="F6EFE2"/>
-          </w:tcPr>
-          <w:p>
-            <w:pPr>
-              <w:spacing w:after="40"/>
-            </w:pPr>
-            <w:r/>
-            <w:r>
-              <w:rPr>
-                <w:color w:val="26190F"/>
-                <w:sz w:val="19"/>
-              </w:rPr>
-              <w:t>Murrurundi → Wallabadah, via Willow Tree</w:t>
-            </w:r>
-          </w:p>
-        </w:tc>
-        <w:tc>
-          <w:tcPr>
-            <w:tcW w:type="dxa" w:w="1587"/>
-            <w:shd w:val="clear" w:fill="F6EFE2"/>
-          </w:tcPr>
-          <w:p>
-            <w:pPr>
-              <w:spacing w:after="40"/>
-            </w:pPr>
-            <w:r/>
-            <w:r>
-              <w:rPr>
-                <w:color w:val="26190F"/>
-                <w:sz w:val="19"/>
-              </w:rPr>
-              <w:t>~38 km</w:t>
-            </w:r>
-          </w:p>
-        </w:tc>
-      </w:tr>
-      <w:tr>
-        <w:tc>
-          <w:tcPr>
-            <w:tcW w:type="dxa" w:w="794"/>
-          </w:tcPr>
-          <w:p>
-            <w:pPr>
-              <w:spacing w:after="40"/>
-            </w:pPr>
-            <w:r/>
-            <w:r>
-              <w:rPr>
-                <w:color w:val="26190F"/>
-                <w:sz w:val="19"/>
-              </w:rPr>
-              <w:t>13</w:t>
-            </w:r>
-          </w:p>
-        </w:tc>
-        <w:tc>
-          <w:tcPr>
-            <w:tcW w:type="dxa" w:w="6576"/>
-          </w:tcPr>
-          <w:p>
-            <w:pPr>
-              <w:spacing w:after="40"/>
-            </w:pPr>
-            <w:r/>
-            <w:r>
-              <w:rPr>
-                <w:color w:val="26190F"/>
-                <w:sz w:val="19"/>
-              </w:rPr>
-              <w:t>Wallabadah → crew camp</w:t>
-            </w:r>
-          </w:p>
-        </w:tc>
-        <w:tc>
-          <w:tcPr>
-            <w:tcW w:type="dxa" w:w="1587"/>
-          </w:tcPr>
-          <w:p>
-            <w:pPr>
-              <w:spacing w:after="40"/>
-            </w:pPr>
-            <w:r/>
-            <w:r>
-              <w:rPr>
-                <w:color w:val="26190F"/>
-                <w:sz w:val="19"/>
-              </w:rPr>
-              <w:t>~27 km</w:t>
-            </w:r>
-          </w:p>
-        </w:tc>
-      </w:tr>
-      <w:tr>
-        <w:tc>
-          <w:tcPr>
-            <w:tcW w:type="dxa" w:w="794"/>
-            <w:shd w:val="clear" w:fill="F6EFE2"/>
-          </w:tcPr>
-          <w:p>
-            <w:pPr>
-              <w:spacing w:after="40"/>
-            </w:pPr>
-            <w:r/>
-            <w:r>
-              <w:rPr>
-                <w:color w:val="26190F"/>
-                <w:sz w:val="19"/>
-              </w:rPr>
-              <w:t>14</w:t>
-            </w:r>
-          </w:p>
-        </w:tc>
-        <w:tc>
-          <w:tcPr>
-            <w:tcW w:type="dxa" w:w="6576"/>
-            <w:shd w:val="clear" w:fill="F6EFE2"/>
-          </w:tcPr>
-          <w:p>
-            <w:pPr>
-              <w:spacing w:after="40"/>
-            </w:pPr>
-            <w:r/>
-            <w:r>
-              <w:rPr>
-                <w:color w:val="26190F"/>
-                <w:sz w:val="19"/>
-              </w:rPr>
-              <w:t>Crew camp → Tamworth — HOME, on Country</w:t>
-            </w:r>
-          </w:p>
-        </w:tc>
-        <w:tc>
-          <w:tcPr>
-            <w:tcW w:type="dxa" w:w="1587"/>
-            <w:shd w:val="clear" w:fill="F6EFE2"/>
-          </w:tcPr>
-          <w:p>
-            <w:pPr>
-              <w:spacing w:after="40"/>
-            </w:pPr>
-            <w:r/>
-            <w:r>
-              <w:rPr>
-                <w:color w:val="26190F"/>
-                <w:sz w:val="19"/>
-              </w:rPr>
-              <w:t>~27 km</w:t>
+              <w:t>the safest choice — still an ultra over consecutive days</w:t>
             </w:r>
           </w:p>
         </w:tc>
@@ -1315,21 +586,30 @@
     </w:tbl>
     <w:p>
       <w:pPr>
-        <w:spacing w:before="120" w:after="120"/>
+        <w:spacing w:before="120" w:after="160"/>
       </w:pPr>
       <w:r>
         <w:rPr>
           <w:b w:val="0"/>
           <w:i w:val="0"/>
-          <w:color w:val="6D5F57"/>
-          <w:sz w:val="19"/>
+          <w:color w:val="3B2A1D"/>
+          <w:sz w:val="21"/>
         </w:rPr>
-        <w:t>The corridor was safety-audited stage by stage (walkable crossings confirmed at the Hawkesbury and Hexham; verified shoulders on the highway legs; shared paths on the coast). Northbound daily splits and chainages are being re-verified. A support crew shadows every stage.</w:t>
+        <w:t>The lap course itself — surface, crossings, visibility through festival crowds — is being worked out with physio guidance and checked before anything locks. A lap course is close to help by design, and it means something no highway could offer: anyone can run or walk a lap alongside.</w:t>
       </w:r>
     </w:p>
     <w:p>
+      <w:pPr>
+        <w:spacing w:before="360" w:after="120"/>
+      </w:pPr>
       <w:r>
-        <w:br w:type="page"/>
+        <w:rPr>
+          <w:b/>
+          <w:i w:val="0"/>
+          <w:color w:val="C05A33"/>
+          <w:sz w:val="28"/>
+        </w:rPr>
+        <w:t>WHAT THE MONEY IS FOR</w:t>
       </w:r>
     </w:p>
     <w:p>
@@ -1338,23 +618,9 @@
       </w:pPr>
       <w:r>
         <w:rPr>
-          <w:b/>
-          <w:i w:val="0"/>
-          <w:color w:val="C05A33"/>
-          <w:sz w:val="30"/>
-        </w:rPr>
-        <w:t>WHAT THE MONEY IS FOR</w:t>
-      </w:r>
-    </w:p>
-    <w:p>
-      <w:pPr>
-        <w:spacing w:before="0" w:after="120"/>
-      </w:pPr>
-      <w:r>
-        <w:rPr>
           <w:b w:val="0"/>
           <w:i w:val="0"/>
-          <w:color w:val="26190F"/>
+          <w:color w:val="3B2A1D"/>
           <w:sz w:val="21"/>
         </w:rPr>
         <w:t>This campaign runs two separate streams of money, kept deliberately apart:</w:t>
@@ -1363,7 +629,7 @@
     <w:p>
       <w:pPr>
         <w:pStyle w:val="ListBullet"/>
-        <w:spacing w:after="60"/>
+        <w:spacing w:after="80"/>
       </w:pPr>
       <w:r>
         <w:rPr>
@@ -1371,20 +637,20 @@
           <w:color w:val="26190F"/>
           <w:sz w:val="21"/>
         </w:rPr>
-        <w:t xml:space="preserve">Donations — </w:t>
+        <w:t xml:space="preserve">Donations </w:t>
       </w:r>
       <w:r>
         <w:rPr>
-          <w:color w:val="26190F"/>
+          <w:color w:val="3B2A1D"/>
           <w:sz w:val="21"/>
         </w:rPr>
-        <w:t>go 100% to the McGrath Foundation through Pink Is The Colour, their official fundraising platform. Not one cent of a donation is spent on the run.</w:t>
+        <w:t>— go 100% to the McGrath Foundation through Pink Is The Colour, their official fundraising platform. Not one cent of a donation is spent on the run.</w:t>
       </w:r>
     </w:p>
     <w:p>
       <w:pPr>
         <w:pStyle w:val="ListBullet"/>
-        <w:spacing w:after="60"/>
+        <w:spacing w:after="80"/>
       </w:pPr>
       <w:r>
         <w:rPr>
@@ -1392,25 +658,25 @@
           <w:color w:val="26190F"/>
           <w:sz w:val="21"/>
         </w:rPr>
-        <w:t xml:space="preserve">Sponsorships — </w:t>
+        <w:t xml:space="preserve">Sponsorships </w:t>
       </w:r>
       <w:r>
         <w:rPr>
-          <w:color w:val="26190F"/>
+          <w:color w:val="3B2A1D"/>
           <w:sz w:val="21"/>
         </w:rPr>
-        <w:t>cover the cost of the road — the things that have to exist for a 14-day supported run to happen safely. This prospectus is about that stream.</w:t>
+        <w:t>— cover the cost of the laps — the things that have to exist for a multi-day supported ultra to happen safely. This prospectus is about that stream.</w:t>
       </w:r>
     </w:p>
     <w:p>
       <w:pPr>
-        <w:spacing w:before="0" w:after="120"/>
+        <w:spacing w:before="80" w:after="160"/>
       </w:pPr>
       <w:r>
         <w:rPr>
-          <w:b/>
+          <w:b w:val="0"/>
           <w:i w:val="0"/>
-          <w:color w:val="26190F"/>
+          <w:color w:val="3B2A1D"/>
           <w:sz w:val="21"/>
         </w:rPr>
         <w:t>If sponsorship raises more than the run costs, the surplus is donated straight to the McGrath Foundation and reported back to every sponsor.</w:t>
@@ -1418,7 +684,7 @@
     </w:p>
     <w:p>
       <w:pPr>
-        <w:spacing w:before="200" w:after="60"/>
+        <w:spacing w:before="200" w:after="80"/>
       </w:pPr>
       <w:r>
         <w:rPr>
@@ -1427,7 +693,21 @@
           <w:color w:val="26190F"/>
           <w:sz w:val="24"/>
         </w:rPr>
-        <w:t>The road budget — what it takes to get home</w:t>
+        <w:t>The lap budget — smaller, local, honest</w:t>
+      </w:r>
+    </w:p>
+    <w:p>
+      <w:pPr>
+        <w:spacing w:before="0" w:after="80"/>
+      </w:pPr>
+      <w:r>
+        <w:rPr>
+          <w:b w:val="0"/>
+          <w:i/>
+          <w:color w:val="3B2A1D"/>
+          <w:sz w:val="20"/>
+        </w:rPr>
+        <w:t>Running from home cuts the old road budget nearly in half — no accommodation, no 1,400 km of chase vehicle. These are estimates while the format is decided; the final budget goes to every sponsor before anything is confirmed.</w:t>
       </w:r>
     </w:p>
     <w:tbl>
@@ -1445,19 +725,16 @@
       <w:tr>
         <w:tc>
           <w:tcPr>
-            <w:tcW w:type="dxa" w:w="2381"/>
+            <w:tcW w:type="dxa" w:w="3173"/>
             <w:shd w:val="clear" w:fill="26190F"/>
           </w:tcPr>
           <w:p>
-            <w:pPr>
-              <w:spacing w:after="40"/>
-            </w:pPr>
             <w:r/>
             <w:r>
               <w:rPr>
                 <w:b/>
                 <w:color w:val="F6EFE2"/>
-                <w:sz w:val="19"/>
+                <w:sz w:val="20"/>
               </w:rPr>
               <w:t>What</w:t>
             </w:r>
@@ -1465,19 +742,16 @@
         </w:tc>
         <w:tc>
           <w:tcPr>
-            <w:tcW w:type="dxa" w:w="1247"/>
+            <w:tcW w:type="dxa" w:w="3173"/>
             <w:shd w:val="clear" w:fill="26190F"/>
           </w:tcPr>
           <w:p>
-            <w:pPr>
-              <w:spacing w:after="40"/>
-            </w:pPr>
             <w:r/>
             <w:r>
               <w:rPr>
                 <w:b/>
                 <w:color w:val="F6EFE2"/>
-                <w:sz w:val="19"/>
+                <w:sz w:val="20"/>
               </w:rPr>
               <w:t>Est. cost</w:t>
             </w:r>
@@ -1485,21 +759,18 @@
         </w:tc>
         <w:tc>
           <w:tcPr>
-            <w:tcW w:type="dxa" w:w="5329"/>
+            <w:tcW w:type="dxa" w:w="3173"/>
             <w:shd w:val="clear" w:fill="26190F"/>
           </w:tcPr>
           <w:p>
-            <w:pPr>
-              <w:spacing w:after="40"/>
-            </w:pPr>
             <w:r/>
             <w:r>
               <w:rPr>
                 <w:b/>
                 <w:color w:val="F6EFE2"/>
-                <w:sz w:val="19"/>
+                <w:sz w:val="20"/>
               </w:rPr>
-              <w:t>Why it's needed</w:t>
+              <w:t>Why it’s needed</w:t>
             </w:r>
           </w:p>
         </w:tc>
@@ -1507,55 +778,46 @@
       <w:tr>
         <w:tc>
           <w:tcPr>
-            <w:tcW w:type="dxa" w:w="2381"/>
+            <w:tcW w:type="dxa" w:w="3173"/>
           </w:tcPr>
           <w:p>
-            <w:pPr>
-              <w:spacing w:after="40"/>
-            </w:pPr>
             <w:r/>
             <w:r>
               <w:rPr>
-                <w:color w:val="26190F"/>
-                <w:sz w:val="19"/>
+                <w:color w:val="3B2A1D"/>
+                <w:sz w:val="20"/>
               </w:rPr>
-              <w:t>Support vehicle &amp; fuel</w:t>
+              <w:t>Crew table on course</w:t>
             </w:r>
           </w:p>
         </w:tc>
         <w:tc>
           <w:tcPr>
-            <w:tcW w:type="dxa" w:w="1247"/>
+            <w:tcW w:type="dxa" w:w="3173"/>
           </w:tcPr>
           <w:p>
-            <w:pPr>
-              <w:spacing w:after="40"/>
-            </w:pPr>
             <w:r/>
             <w:r>
               <w:rPr>
-                <w:color w:val="26190F"/>
-                <w:sz w:val="19"/>
+                <w:color w:val="3B2A1D"/>
+                <w:sz w:val="20"/>
               </w:rPr>
-              <w:t>$600</w:t>
+              <w:t>$400</w:t>
             </w:r>
           </w:p>
         </w:tc>
         <w:tc>
           <w:tcPr>
-            <w:tcW w:type="dxa" w:w="5329"/>
+            <w:tcW w:type="dxa" w:w="3173"/>
           </w:tcPr>
           <w:p>
-            <w:pPr>
-              <w:spacing w:after="40"/>
-            </w:pPr>
             <w:r/>
             <w:r>
               <w:rPr>
-                <w:color w:val="26190F"/>
-                <w:sz w:val="19"/>
+                <w:color w:val="3B2A1D"/>
+                <w:sz w:val="20"/>
               </w:rPr>
-              <w:t>A crew car shadows all 14 stages (~1,400 km incl. shuttles) — water, food, shade, a safe pull-out on shoulder sections. Incl. runner-warning signage.</w:t>
+              <w:t>Marquee, shade, ice, water and chairs at the lap point, every run day</w:t>
             </w:r>
           </w:p>
         </w:tc>
@@ -1563,58 +825,46 @@
       <w:tr>
         <w:tc>
           <w:tcPr>
-            <w:tcW w:type="dxa" w:w="2381"/>
-            <w:shd w:val="clear" w:fill="F6EFE2"/>
+            <w:tcW w:type="dxa" w:w="3173"/>
           </w:tcPr>
           <w:p>
-            <w:pPr>
-              <w:spacing w:after="40"/>
-            </w:pPr>
             <w:r/>
             <w:r>
               <w:rPr>
-                <w:color w:val="26190F"/>
-                <w:sz w:val="19"/>
+                <w:color w:val="3B2A1D"/>
+                <w:sz w:val="20"/>
               </w:rPr>
-              <w:t>Accommodation — 15 nights</w:t>
+              <w:t>Food &amp; on-run fuelling</w:t>
             </w:r>
           </w:p>
         </w:tc>
         <w:tc>
           <w:tcPr>
-            <w:tcW w:type="dxa" w:w="1247"/>
-            <w:shd w:val="clear" w:fill="F6EFE2"/>
+            <w:tcW w:type="dxa" w:w="3173"/>
           </w:tcPr>
           <w:p>
-            <w:pPr>
-              <w:spacing w:after="40"/>
-            </w:pPr>
             <w:r/>
             <w:r>
               <w:rPr>
-                <w:color w:val="26190F"/>
-                <w:sz w:val="19"/>
+                <w:color w:val="3B2A1D"/>
+                <w:sz w:val="20"/>
               </w:rPr>
-              <w:t>$1,500</w:t>
+              <w:t>$1,400</w:t>
             </w:r>
           </w:p>
         </w:tc>
         <w:tc>
           <w:tcPr>
-            <w:tcW w:type="dxa" w:w="5329"/>
-            <w:shd w:val="clear" w:fill="F6EFE2"/>
+            <w:tcW w:type="dxa" w:w="3173"/>
           </w:tcPr>
           <w:p>
-            <w:pPr>
-              <w:spacing w:after="40"/>
-            </w:pPr>
             <w:r/>
             <w:r>
               <w:rPr>
-                <w:color w:val="26190F"/>
-                <w:sz w:val="19"/>
+                <w:color w:val="3B2A1D"/>
+                <w:sz w:val="20"/>
               </w:rPr>
-              <w:t>Two Sydney nights pre-start plus caravan-park sites and cabins at each overnight town, at January school-holiday peak pricing on the coast legs.</w:t>
+              <w:t>High-kcal days: carb mix, gels, electrolytes and real food for runner and crew</w:t>
             </w:r>
           </w:p>
         </w:tc>
@@ -1622,55 +872,46 @@
       <w:tr>
         <w:tc>
           <w:tcPr>
-            <w:tcW w:type="dxa" w:w="2381"/>
+            <w:tcW w:type="dxa" w:w="3173"/>
           </w:tcPr>
           <w:p>
-            <w:pPr>
-              <w:spacing w:after="40"/>
-            </w:pPr>
             <w:r/>
             <w:r>
               <w:rPr>
-                <w:color w:val="26190F"/>
-                <w:sz w:val="19"/>
+                <w:color w:val="3B2A1D"/>
+                <w:sz w:val="20"/>
               </w:rPr>
-              <w:t>Food &amp; on-run fuelling</w:t>
+              <w:t>Footwear &amp; kit</w:t>
             </w:r>
           </w:p>
         </w:tc>
         <w:tc>
           <w:tcPr>
-            <w:tcW w:type="dxa" w:w="1247"/>
+            <w:tcW w:type="dxa" w:w="3173"/>
           </w:tcPr>
           <w:p>
-            <w:pPr>
-              <w:spacing w:after="40"/>
-            </w:pPr>
             <w:r/>
             <w:r>
               <w:rPr>
-                <w:color w:val="26190F"/>
-                <w:sz w:val="19"/>
+                <w:color w:val="3B2A1D"/>
+                <w:sz w:val="20"/>
               </w:rPr>
-              <w:t>$2,300</w:t>
+              <w:t>$1,000</w:t>
             </w:r>
           </w:p>
         </w:tc>
         <w:tc>
           <w:tcPr>
-            <w:tcW w:type="dxa" w:w="5329"/>
+            <w:tcW w:type="dxa" w:w="3173"/>
           </w:tcPr>
           <w:p>
-            <w:pPr>
-              <w:spacing w:after="40"/>
-            </w:pPr>
             <w:r/>
             <w:r>
               <w:rPr>
-                <w:color w:val="26190F"/>
-                <w:sz w:val="19"/>
+                <w:color w:val="3B2A1D"/>
+                <w:sz w:val="20"/>
               </w:rPr>
-              <w:t>6,000+ kcal/day: sports nutrition (carb mix, gels, electrolytes ≈$45/day) plus real food for runner and crew across 14 days.</w:t>
+              <w:t>Two to three pairs of shoes rotated across the block and the run, plus socks and anti-chafe</w:t>
             </w:r>
           </w:p>
         </w:tc>
@@ -1678,58 +919,46 @@
       <w:tr>
         <w:tc>
           <w:tcPr>
-            <w:tcW w:type="dxa" w:w="2381"/>
-            <w:shd w:val="clear" w:fill="F6EFE2"/>
+            <w:tcW w:type="dxa" w:w="3173"/>
           </w:tcPr>
           <w:p>
-            <w:pPr>
-              <w:spacing w:after="40"/>
-            </w:pPr>
             <w:r/>
             <w:r>
               <w:rPr>
-                <w:color w:val="26190F"/>
-                <w:sz w:val="19"/>
+                <w:color w:val="3B2A1D"/>
+                <w:sz w:val="20"/>
               </w:rPr>
-              <w:t>Footwear &amp; kit</w:t>
+              <w:t>Physio &amp; medical</w:t>
             </w:r>
           </w:p>
         </w:tc>
         <w:tc>
           <w:tcPr>
-            <w:tcW w:type="dxa" w:w="1247"/>
-            <w:shd w:val="clear" w:fill="F6EFE2"/>
+            <w:tcW w:type="dxa" w:w="3173"/>
           </w:tcPr>
           <w:p>
-            <w:pPr>
-              <w:spacing w:after="40"/>
-            </w:pPr>
             <w:r/>
             <w:r>
               <w:rPr>
-                <w:color w:val="26190F"/>
-                <w:sz w:val="19"/>
+                <w:color w:val="3B2A1D"/>
+                <w:sz w:val="20"/>
               </w:rPr>
-              <w:t>$1,300</w:t>
+              <w:t>$900</w:t>
             </w:r>
           </w:p>
         </w:tc>
         <w:tc>
           <w:tcPr>
-            <w:tcW w:type="dxa" w:w="5329"/>
-            <w:shd w:val="clear" w:fill="F6EFE2"/>
+            <w:tcW w:type="dxa" w:w="3173"/>
           </w:tcPr>
           <w:p>
-            <w:pPr>
-              <w:spacing w:after="40"/>
-            </w:pPr>
             <w:r/>
             <w:r>
               <w:rPr>
-                <w:color w:val="26190F"/>
-                <w:sz w:val="19"/>
+                <w:color w:val="3B2A1D"/>
+                <w:sz w:val="20"/>
               </w:rPr>
-              <w:t>Three pairs of shoes rotated across the run, plus socks, anti-chafe, sun protection, packs and bottles, hot-weather cooling gear.</w:t>
+              <w:t>The rebuild is physio-led: assessment, treatment through the block, and on-call during run week</w:t>
             </w:r>
           </w:p>
         </w:tc>
@@ -1737,55 +966,46 @@
       <w:tr>
         <w:tc>
           <w:tcPr>
-            <w:tcW w:type="dxa" w:w="2381"/>
+            <w:tcW w:type="dxa" w:w="3173"/>
           </w:tcPr>
           <w:p>
-            <w:pPr>
-              <w:spacing w:after="40"/>
-            </w:pPr>
             <w:r/>
             <w:r>
               <w:rPr>
-                <w:color w:val="26190F"/>
-                <w:sz w:val="19"/>
+                <w:color w:val="3B2A1D"/>
+                <w:sz w:val="20"/>
               </w:rPr>
-              <w:t>Road safety gear</w:t>
+              <w:t>Safety &amp; visibility</w:t>
             </w:r>
           </w:p>
         </w:tc>
         <w:tc>
           <w:tcPr>
-            <w:tcW w:type="dxa" w:w="1247"/>
+            <w:tcW w:type="dxa" w:w="3173"/>
           </w:tcPr>
           <w:p>
-            <w:pPr>
-              <w:spacing w:after="40"/>
-            </w:pPr>
             <w:r/>
             <w:r>
               <w:rPr>
-                <w:color w:val="26190F"/>
-                <w:sz w:val="19"/>
+                <w:color w:val="3B2A1D"/>
+                <w:sz w:val="20"/>
               </w:rPr>
-              <w:t>$800</w:t>
+              <w:t>$450</w:t>
             </w:r>
           </w:p>
         </w:tc>
         <w:tc>
           <w:tcPr>
-            <w:tcW w:type="dxa" w:w="5329"/>
+            <w:tcW w:type="dxa" w:w="3173"/>
           </w:tcPr>
           <w:p>
-            <w:pPr>
-              <w:spacing w:after="40"/>
-            </w:pPr>
             <w:r/>
             <w:r>
               <w:rPr>
-                <w:color w:val="26190F"/>
-                <w:sz w:val="19"/>
+                <w:color w:val="3B2A1D"/>
+                <w:sz w:val="20"/>
               </w:rPr>
-              <w:t>Hi-vis for runner and crew, day-visible lights, vehicle beacon, UHF radios for the no-coverage pass country, first-aid and blister kit.</w:t>
+              <w:t>Hi-vis, lights for pre-dawn starts, first-aid kit, course signage</w:t>
             </w:r>
           </w:p>
         </w:tc>
@@ -1793,18 +1013,14 @@
       <w:tr>
         <w:tc>
           <w:tcPr>
-            <w:tcW w:type="dxa" w:w="2381"/>
-            <w:shd w:val="clear" w:fill="F6EFE2"/>
+            <w:tcW w:type="dxa" w:w="3173"/>
           </w:tcPr>
           <w:p>
-            <w:pPr>
-              <w:spacing w:after="40"/>
-            </w:pPr>
             <w:r/>
             <w:r>
               <w:rPr>
-                <w:color w:val="26190F"/>
-                <w:sz w:val="19"/>
+                <w:color w:val="3B2A1D"/>
+                <w:sz w:val="20"/>
               </w:rPr>
               <w:t>Insurance &amp; permissions</w:t>
             </w:r>
@@ -1812,18 +1028,14 @@
         </w:tc>
         <w:tc>
           <w:tcPr>
-            <w:tcW w:type="dxa" w:w="1247"/>
-            <w:shd w:val="clear" w:fill="F6EFE2"/>
+            <w:tcW w:type="dxa" w:w="3173"/>
           </w:tcPr>
           <w:p>
-            <w:pPr>
-              <w:spacing w:after="40"/>
-            </w:pPr>
             <w:r/>
             <w:r>
               <w:rPr>
-                <w:color w:val="26190F"/>
-                <w:sz w:val="19"/>
+                <w:color w:val="3B2A1D"/>
+                <w:sz w:val="20"/>
               </w:rPr>
               <w:t>$750</w:t>
             </w:r>
@@ -1831,20 +1043,16 @@
         </w:tc>
         <w:tc>
           <w:tcPr>
-            <w:tcW w:type="dxa" w:w="5329"/>
-            <w:shd w:val="clear" w:fill="F6EFE2"/>
+            <w:tcW w:type="dxa" w:w="3173"/>
           </w:tcPr>
           <w:p>
-            <w:pPr>
-              <w:spacing w:after="40"/>
-            </w:pPr>
             <w:r/>
             <w:r>
               <w:rPr>
-                <w:color w:val="26190F"/>
-                <w:sz w:val="19"/>
+                <w:color w:val="3B2A1D"/>
+                <w:sz w:val="20"/>
               </w:rPr>
-              <w:t>Public liability cover for the event, plus council notifications along the route.</w:t>
+              <w:t>Public liability cover, plus council notification for the loop during festival week</w:t>
             </w:r>
           </w:p>
         </w:tc>
@@ -1852,55 +1060,46 @@
       <w:tr>
         <w:tc>
           <w:tcPr>
-            <w:tcW w:type="dxa" w:w="2381"/>
+            <w:tcW w:type="dxa" w:w="3173"/>
           </w:tcPr>
           <w:p>
-            <w:pPr>
-              <w:spacing w:after="40"/>
-            </w:pPr>
             <w:r/>
             <w:r>
               <w:rPr>
-                <w:color w:val="26190F"/>
-                <w:sz w:val="19"/>
+                <w:color w:val="3B2A1D"/>
+                <w:sz w:val="20"/>
               </w:rPr>
-              <w:t>Physio &amp; medical</w:t>
+              <w:t>Media, print &amp; thank-yous</w:t>
             </w:r>
           </w:p>
         </w:tc>
         <w:tc>
           <w:tcPr>
-            <w:tcW w:type="dxa" w:w="1247"/>
+            <w:tcW w:type="dxa" w:w="3173"/>
           </w:tcPr>
           <w:p>
-            <w:pPr>
-              <w:spacing w:after="40"/>
-            </w:pPr>
             <w:r/>
             <w:r>
               <w:rPr>
-                <w:color w:val="26190F"/>
-                <w:sz w:val="19"/>
+                <w:color w:val="3B2A1D"/>
+                <w:sz w:val="20"/>
               </w:rPr>
-              <w:t>$700</w:t>
+              <w:t>$350</w:t>
             </w:r>
           </w:p>
         </w:tc>
         <w:tc>
           <w:tcPr>
-            <w:tcW w:type="dxa" w:w="5329"/>
+            <w:tcW w:type="dxa" w:w="3173"/>
           </w:tcPr>
           <w:p>
-            <w:pPr>
-              <w:spacing w:after="40"/>
-            </w:pPr>
             <w:r/>
             <w:r>
               <w:rPr>
-                <w:color w:val="26190F"/>
-                <w:sz w:val="19"/>
+                <w:color w:val="3B2A1D"/>
+                <w:sz w:val="20"/>
               </w:rPr>
-              <w:t>Pre-run medical screen, and physio/massage stops booked along the route (Gosford, Newcastle, Tamworth).</w:t>
+              <w:t>Sponsor board, finish banner with the McGrath Foundation, and printed thank-yous</w:t>
             </w:r>
           </w:p>
         </w:tc>
@@ -1908,58 +1107,46 @@
       <w:tr>
         <w:tc>
           <w:tcPr>
-            <w:tcW w:type="dxa" w:w="2381"/>
-            <w:shd w:val="clear" w:fill="F6EFE2"/>
+            <w:tcW w:type="dxa" w:w="3173"/>
           </w:tcPr>
           <w:p>
-            <w:pPr>
-              <w:spacing w:after="40"/>
-            </w:pPr>
             <w:r/>
             <w:r>
               <w:rPr>
-                <w:color w:val="26190F"/>
-                <w:sz w:val="19"/>
+                <w:color w:val="3B2A1D"/>
+                <w:sz w:val="20"/>
               </w:rPr>
-              <w:t>Media, print &amp; thank-yous</w:t>
+              <w:t>Contingency (~15%)</w:t>
             </w:r>
           </w:p>
         </w:tc>
         <w:tc>
           <w:tcPr>
-            <w:tcW w:type="dxa" w:w="1247"/>
-            <w:shd w:val="clear" w:fill="F6EFE2"/>
+            <w:tcW w:type="dxa" w:w="3173"/>
           </w:tcPr>
           <w:p>
-            <w:pPr>
-              <w:spacing w:after="40"/>
-            </w:pPr>
             <w:r/>
             <w:r>
               <w:rPr>
-                <w:color w:val="26190F"/>
-                <w:sz w:val="19"/>
+                <w:color w:val="3B2A1D"/>
+                <w:sz w:val="20"/>
               </w:rPr>
-              <w:t>$350</w:t>
+              <w:t>$750</w:t>
             </w:r>
           </w:p>
         </w:tc>
         <w:tc>
           <w:tcPr>
-            <w:tcW w:type="dxa" w:w="5329"/>
-            <w:shd w:val="clear" w:fill="F6EFE2"/>
+            <w:tcW w:type="dxa" w:w="3173"/>
           </w:tcPr>
           <w:p>
-            <w:pPr>
-              <w:spacing w:after="40"/>
-            </w:pPr>
             <w:r/>
             <w:r>
               <w:rPr>
-                <w:color w:val="26190F"/>
-                <w:sz w:val="19"/>
+                <w:color w:val="3B2A1D"/>
+                <w:sz w:val="20"/>
               </w:rPr>
-              <w:t>Sponsor board, SCG send-off and Tamworth homecoming banners, printed material.</w:t>
+              <w:t>Heat days, replacement gear, an extra physio session if the hamstring asks</w:t>
             </w:r>
           </w:p>
         </w:tc>
@@ -1967,74 +1154,14 @@
       <w:tr>
         <w:tc>
           <w:tcPr>
-            <w:tcW w:type="dxa" w:w="2381"/>
+            <w:tcW w:type="dxa" w:w="3173"/>
           </w:tcPr>
           <w:p>
-            <w:pPr>
-              <w:spacing w:after="40"/>
-            </w:pPr>
             <w:r/>
             <w:r>
               <w:rPr>
-                <w:color w:val="26190F"/>
-                <w:sz w:val="19"/>
-              </w:rPr>
-              <w:t>Contingency (~15%)</w:t>
-            </w:r>
-          </w:p>
-        </w:tc>
-        <w:tc>
-          <w:tcPr>
-            <w:tcW w:type="dxa" w:w="1247"/>
-          </w:tcPr>
-          <w:p>
-            <w:pPr>
-              <w:spacing w:after="40"/>
-            </w:pPr>
-            <w:r/>
-            <w:r>
-              <w:rPr>
-                <w:color w:val="26190F"/>
-                <w:sz w:val="19"/>
-              </w:rPr>
-              <w:t>$1,200</w:t>
-            </w:r>
-          </w:p>
-        </w:tc>
-        <w:tc>
-          <w:tcPr>
-            <w:tcW w:type="dxa" w:w="5329"/>
-          </w:tcPr>
-          <w:p>
-            <w:pPr>
-              <w:spacing w:after="40"/>
-            </w:pPr>
-            <w:r/>
-            <w:r>
-              <w:rPr>
-                <w:color w:val="26190F"/>
-                <w:sz w:val="19"/>
-              </w:rPr>
-              <w:t>Heat days, a forced rest day, replacement gear, an extra cabin night — the buffer that gets the run home.</w:t>
-            </w:r>
-          </w:p>
-        </w:tc>
-      </w:tr>
-      <w:tr>
-        <w:tc>
-          <w:tcPr>
-            <w:tcW w:type="dxa" w:w="2381"/>
-            <w:shd w:val="clear" w:fill="F6EFE2"/>
-          </w:tcPr>
-          <w:p>
-            <w:pPr>
-              <w:spacing w:after="40"/>
-            </w:pPr>
-            <w:r/>
-            <w:r>
-              <w:rPr>
-                <w:color w:val="26190F"/>
-                <w:sz w:val="19"/>
+                <w:color w:val="3B2A1D"/>
+                <w:sz w:val="20"/>
               </w:rPr>
               <w:t>TOTAL</w:t>
             </w:r>
@@ -2042,47 +1169,188 @@
         </w:tc>
         <w:tc>
           <w:tcPr>
-            <w:tcW w:type="dxa" w:w="1247"/>
-            <w:shd w:val="clear" w:fill="F6EFE2"/>
+            <w:tcW w:type="dxa" w:w="3173"/>
           </w:tcPr>
           <w:p>
-            <w:pPr>
-              <w:spacing w:after="40"/>
-            </w:pPr>
             <w:r/>
             <w:r>
               <w:rPr>
-                <w:color w:val="26190F"/>
-                <w:sz w:val="19"/>
+                <w:color w:val="3B2A1D"/>
+                <w:sz w:val="20"/>
               </w:rPr>
-              <w:t>$9,500</w:t>
+              <w:t>~$6,000</w:t>
             </w:r>
           </w:p>
         </w:tc>
         <w:tc>
           <w:tcPr>
-            <w:tcW w:type="dxa" w:w="5329"/>
-            <w:shd w:val="clear" w:fill="F6EFE2"/>
+            <w:tcW w:type="dxa" w:w="3173"/>
           </w:tcPr>
           <w:p>
-            <w:pPr>
-              <w:spacing w:after="40"/>
-            </w:pPr>
             <w:r/>
             <w:r>
               <w:rPr>
-                <w:color w:val="26190F"/>
-                <w:sz w:val="19"/>
+                <w:color w:val="3B2A1D"/>
+                <w:sz w:val="20"/>
               </w:rPr>
-              <w:t>Sponsorship target: $10,000 — anything above the road costs goes to the McGrath Foundation.</w:t>
+              <w:t>Sponsorship target: $6,000 — anything above the lap costs goes to the McGrath Foundation</w:t>
             </w:r>
           </w:p>
         </w:tc>
       </w:tr>
     </w:tbl>
     <w:p>
+      <w:pPr>
+        <w:spacing w:before="360" w:after="120"/>
+      </w:pPr>
       <w:r>
-        <w:br w:type="page"/>
+        <w:rPr>
+          <w:b/>
+          <w:i w:val="0"/>
+          <w:color w:val="C05A33"/>
+          <w:sz w:val="28"/>
+        </w:rPr>
+        <w:t>WHY SPONSOR THIS</w:t>
+      </w:r>
+    </w:p>
+    <w:p>
+      <w:pPr>
+        <w:pStyle w:val="ListBullet"/>
+        <w:spacing w:after="80"/>
+      </w:pPr>
+      <w:r>
+        <w:rPr>
+          <w:b/>
+          <w:color w:val="26190F"/>
+          <w:sz w:val="21"/>
+        </w:rPr>
+        <w:t xml:space="preserve">The biggest week of the year </w:t>
+      </w:r>
+      <w:r>
+        <w:rPr>
+          <w:color w:val="3B2A1D"/>
+          <w:sz w:val="21"/>
+        </w:rPr>
+        <w:t>— the Country Music Festival brings Tamworth’s biggest crowds. The run happens in the middle of them, lap after lap, day after day.</w:t>
+      </w:r>
+    </w:p>
+    <w:p>
+      <w:pPr>
+        <w:pStyle w:val="ListBullet"/>
+        <w:spacing w:after="80"/>
+      </w:pPr>
+      <w:r>
+        <w:rPr>
+          <w:b/>
+          <w:color w:val="26190F"/>
+          <w:sz w:val="21"/>
+        </w:rPr>
+        <w:t xml:space="preserve">A loop passes you every lap </w:t>
+      </w:r>
+      <w:r>
+        <w:rPr>
+          <w:color w:val="3B2A1D"/>
+          <w:sz w:val="21"/>
+        </w:rPr>
+        <w:t>— a road run passes a sponsor once. A lap course passes the crew table — and your name — every single lap, all day, every run day.</w:t>
+      </w:r>
+    </w:p>
+    <w:p>
+      <w:pPr>
+        <w:pStyle w:val="ListBullet"/>
+        <w:spacing w:after="80"/>
+      </w:pPr>
+      <w:r>
+        <w:rPr>
+          <w:b/>
+          <w:color w:val="26190F"/>
+          <w:sz w:val="21"/>
+        </w:rPr>
+        <w:t xml:space="preserve">A comeback story </w:t>
+      </w:r>
+      <w:r>
+        <w:rPr>
+          <w:color w:val="3B2A1D"/>
+          <w:sz w:val="21"/>
+        </w:rPr>
+        <w:t>— this is no longer just an endurance story. It’s a rebuild from injury, done honestly, with the distance set by recovery. People follow comebacks.</w:t>
+      </w:r>
+    </w:p>
+    <w:p>
+      <w:pPr>
+        <w:pStyle w:val="ListBullet"/>
+        <w:spacing w:after="80"/>
+      </w:pPr>
+      <w:r>
+        <w:rPr>
+          <w:b/>
+          <w:color w:val="26190F"/>
+          <w:sz w:val="21"/>
+        </w:rPr>
+        <w:t xml:space="preserve">Community can join </w:t>
+      </w:r>
+      <w:r>
+        <w:rPr>
+          <w:color w:val="3B2A1D"/>
+          <w:sz w:val="21"/>
+        </w:rPr>
+        <w:t>— anyone can run or walk a lap alongside. Your staff, your customers, your club — on the course, in the story.</w:t>
+      </w:r>
+    </w:p>
+    <w:p>
+      <w:pPr>
+        <w:pStyle w:val="ListBullet"/>
+        <w:spacing w:after="80"/>
+      </w:pPr>
+      <w:r>
+        <w:rPr>
+          <w:b/>
+          <w:color w:val="26190F"/>
+          <w:sz w:val="21"/>
+        </w:rPr>
+        <w:t xml:space="preserve">The finish with the McGrath Foundation </w:t>
+      </w:r>
+      <w:r>
+        <w:rPr>
+          <w:color w:val="3B2A1D"/>
+          <w:sz w:val="21"/>
+        </w:rPr>
+        <w:t>— the final lap ends with the Foundation on Tuesday 19 January — the moment the whole campaign builds toward.</w:t>
+      </w:r>
+    </w:p>
+    <w:p>
+      <w:pPr>
+        <w:pStyle w:val="ListBullet"/>
+        <w:spacing w:after="80"/>
+      </w:pPr>
+      <w:r>
+        <w:rPr>
+          <w:b/>
+          <w:color w:val="26190F"/>
+          <w:sz w:val="21"/>
+        </w:rPr>
+        <w:t xml:space="preserve">Accountability </w:t>
+      </w:r>
+      <w:r>
+        <w:rPr>
+          <w:color w:val="3B2A1D"/>
+          <w:sz w:val="21"/>
+        </w:rPr>
+        <w:t>— a clean budget, separated funds, a public surplus pledge, and a wrap report to every sponsor — reach, photos, and where every dollar went.</w:t>
+      </w:r>
+    </w:p>
+    <w:p>
+      <w:pPr>
+        <w:spacing w:before="360" w:after="120"/>
+      </w:pPr>
+      <w:r>
+        <w:rPr>
+          <w:b/>
+          <w:i w:val="0"/>
+          <w:color w:val="C05A33"/>
+          <w:sz w:val="28"/>
+        </w:rPr>
+        <w:t>SPONSORSHIP TIERS</w:t>
       </w:r>
     </w:p>
     <w:p>
@@ -2091,131 +1359,12 @@
       </w:pPr>
       <w:r>
         <w:rPr>
-          <w:b/>
-          <w:i w:val="0"/>
-          <w:color w:val="C05A33"/>
-          <w:sz w:val="30"/>
+          <w:b w:val="0"/>
+          <w:i/>
+          <w:color w:val="3B2A1D"/>
+          <w:sz w:val="20"/>
         </w:rPr>
-        <w:t>WHY SPONSOR THIS</w:t>
-      </w:r>
-    </w:p>
-    <w:p>
-      <w:pPr>
-        <w:pStyle w:val="ListBullet"/>
-        <w:spacing w:after="60"/>
-      </w:pPr>
-      <w:r>
-        <w:rPr>
-          <w:b/>
-          <w:color w:val="26190F"/>
-          <w:sz w:val="21"/>
-        </w:rPr>
-        <w:t xml:space="preserve">A 14-day story, not a one-day event — </w:t>
-      </w:r>
-      <w:r>
-        <w:rPr>
-          <w:color w:val="26190F"/>
-          <w:sz w:val="21"/>
-        </w:rPr>
-        <w:t>fourteen days of content across the January holidays, each stage filmed, posted and geotagged from your town or your kilometre.</w:t>
-      </w:r>
-    </w:p>
-    <w:p>
-      <w:pPr>
-        <w:pStyle w:val="ListBullet"/>
-        <w:spacing w:after="60"/>
-      </w:pPr>
-      <w:r>
-        <w:rPr>
-          <w:b/>
-          <w:color w:val="26190F"/>
-          <w:sz w:val="21"/>
-        </w:rPr>
-        <w:t xml:space="preserve">The Pink Test send-off — </w:t>
-      </w:r>
-      <w:r>
-        <w:rPr>
-          <w:color w:val="26190F"/>
-          <w:sz w:val="21"/>
-        </w:rPr>
-        <w:t>the run LAUNCHES from the SCG in the middle of the Pink Test — the country's biggest breast-cancer moment, media already assembled, pink everywhere. Your brand leaves with it.</w:t>
-      </w:r>
-    </w:p>
-    <w:p>
-      <w:pPr>
-        <w:pStyle w:val="ListBullet"/>
-        <w:spacing w:after="60"/>
-      </w:pPr>
-      <w:r>
-        <w:rPr>
-          <w:b/>
-          <w:color w:val="26190F"/>
-          <w:sz w:val="21"/>
-        </w:rPr>
-        <w:t xml:space="preserve">The finish on Country — </w:t>
-      </w:r>
-      <w:r>
-        <w:rPr>
-          <w:color w:val="26190F"/>
-          <w:sz w:val="21"/>
-        </w:rPr>
-        <w:t>the final scene is Tamworth — a runner arriving home to his own community, on Country. Regional media live for this story, and it is the shot the documentary builds toward.</w:t>
-      </w:r>
-    </w:p>
-    <w:p>
-      <w:pPr>
-        <w:pStyle w:val="ListBullet"/>
-        <w:spacing w:after="60"/>
-      </w:pPr>
-      <w:r>
-        <w:rPr>
-          <w:b/>
-          <w:color w:val="26190F"/>
-          <w:sz w:val="21"/>
-        </w:rPr>
-        <w:t xml:space="preserve">A local route — </w:t>
-      </w:r>
-      <w:r>
-        <w:rPr>
-          <w:color w:val="26190F"/>
-          <w:sz w:val="21"/>
-        </w:rPr>
-        <w:t>Sydney, the Central Coast, Newcastle, the Hunter, Tamworth — the route passes your customers' front doors.</w:t>
-      </w:r>
-    </w:p>
-    <w:p>
-      <w:pPr>
-        <w:pStyle w:val="ListBullet"/>
-        <w:spacing w:after="60"/>
-      </w:pPr>
-      <w:r>
-        <w:rPr>
-          <w:b/>
-          <w:color w:val="26190F"/>
-          <w:sz w:val="21"/>
-        </w:rPr>
-        <w:t xml:space="preserve">Accountability — </w:t>
-      </w:r>
-      <w:r>
-        <w:rPr>
-          <w:color w:val="26190F"/>
-          <w:sz w:val="21"/>
-        </w:rPr>
-        <w:t>a clean budget, separated funds, a public surplus pledge, and a wrap report to every sponsor — reach, photos, and where every dollar went.</w:t>
-      </w:r>
-    </w:p>
-    <w:p>
-      <w:pPr>
-        <w:spacing w:before="280" w:after="80"/>
-      </w:pPr>
-      <w:r>
-        <w:rPr>
-          <w:b/>
-          <w:i w:val="0"/>
-          <w:color w:val="C05A33"/>
-          <w:sz w:val="30"/>
-        </w:rPr>
-        <w:t>SPONSORSHIP TIERS</w:t>
+        <w:t>All sponsor recognition appears on Love in Motion campaign assets (site, crew table, kit, social). The McGrath Foundation’s own brand is used only under their guidance.</w:t>
       </w:r>
     </w:p>
     <w:tbl>
@@ -2234,19 +1383,16 @@
       <w:tr>
         <w:tc>
           <w:tcPr>
-            <w:tcW w:type="dxa" w:w="1928"/>
+            <w:tcW w:type="dxa" w:w="1814"/>
             <w:shd w:val="clear" w:fill="26190F"/>
           </w:tcPr>
           <w:p>
-            <w:pPr>
-              <w:spacing w:after="40"/>
-            </w:pPr>
             <w:r/>
             <w:r>
               <w:rPr>
                 <w:b/>
                 <w:color w:val="F6EFE2"/>
-                <w:sz w:val="19"/>
+                <w:sz w:val="20"/>
               </w:rPr>
               <w:t>Tier</w:t>
             </w:r>
@@ -2258,15 +1404,12 @@
             <w:shd w:val="clear" w:fill="26190F"/>
           </w:tcPr>
           <w:p>
-            <w:pPr>
-              <w:spacing w:after="40"/>
-            </w:pPr>
             <w:r/>
             <w:r>
               <w:rPr>
                 <w:b/>
                 <w:color w:val="F6EFE2"/>
-                <w:sz w:val="19"/>
+                <w:sz w:val="20"/>
               </w:rPr>
               <w:t>Amount</w:t>
             </w:r>
@@ -2274,19 +1417,16 @@
         </w:tc>
         <w:tc>
           <w:tcPr>
-            <w:tcW w:type="dxa" w:w="1134"/>
+            <w:tcW w:type="dxa" w:w="1361"/>
             <w:shd w:val="clear" w:fill="26190F"/>
           </w:tcPr>
           <w:p>
-            <w:pPr>
-              <w:spacing w:after="40"/>
-            </w:pPr>
             <w:r/>
             <w:r>
               <w:rPr>
                 <w:b/>
                 <w:color w:val="F6EFE2"/>
-                <w:sz w:val="19"/>
+                <w:sz w:val="20"/>
               </w:rPr>
               <w:t>Available</w:t>
             </w:r>
@@ -2298,15 +1438,12 @@
             <w:shd w:val="clear" w:fill="26190F"/>
           </w:tcPr>
           <w:p>
-            <w:pPr>
-              <w:spacing w:after="40"/>
-            </w:pPr>
             <w:r/>
             <w:r>
               <w:rPr>
                 <w:b/>
                 <w:color w:val="F6EFE2"/>
-                <w:sz w:val="19"/>
+                <w:sz w:val="20"/>
               </w:rPr>
               <w:t>What you receive</w:t>
             </w:r>
@@ -2316,17 +1453,14 @@
       <w:tr>
         <w:tc>
           <w:tcPr>
-            <w:tcW w:type="dxa" w:w="1928"/>
+            <w:tcW w:type="dxa" w:w="1814"/>
           </w:tcPr>
           <w:p>
-            <w:pPr>
-              <w:spacing w:after="40"/>
-            </w:pPr>
             <w:r/>
             <w:r>
               <w:rPr>
-                <w:color w:val="26190F"/>
-                <w:sz w:val="19"/>
+                <w:color w:val="3B2A1D"/>
+                <w:sz w:val="20"/>
               </w:rPr>
               <w:t>Presenting Partner</w:t>
             </w:r>
@@ -2337,14 +1471,11 @@
             <w:tcW w:type="dxa" w:w="1247"/>
           </w:tcPr>
           <w:p>
-            <w:pPr>
-              <w:spacing w:after="40"/>
-            </w:pPr>
             <w:r/>
             <w:r>
               <w:rPr>
-                <w:color w:val="26190F"/>
-                <w:sz w:val="19"/>
+                <w:color w:val="3B2A1D"/>
+                <w:sz w:val="20"/>
               </w:rPr>
               <w:t>$2,500</w:t>
             </w:r>
@@ -2352,17 +1483,14 @@
         </w:tc>
         <w:tc>
           <w:tcPr>
-            <w:tcW w:type="dxa" w:w="1134"/>
+            <w:tcW w:type="dxa" w:w="1361"/>
           </w:tcPr>
           <w:p>
-            <w:pPr>
-              <w:spacing w:after="40"/>
-            </w:pPr>
             <w:r/>
             <w:r>
               <w:rPr>
-                <w:color w:val="26190F"/>
-                <w:sz w:val="19"/>
+                <w:color w:val="3B2A1D"/>
+                <w:sz w:val="20"/>
               </w:rPr>
               <w:t>1</w:t>
             </w:r>
@@ -2373,16 +1501,13 @@
             <w:tcW w:type="dxa" w:w="4649"/>
           </w:tcPr>
           <w:p>
-            <w:pPr>
-              <w:spacing w:after="40"/>
-            </w:pPr>
             <w:r/>
             <w:r>
               <w:rPr>
-                <w:color w:val="26190F"/>
-                <w:sz w:val="19"/>
+                <w:color w:val="3B2A1D"/>
+                <w:sz w:val="20"/>
               </w:rPr>
-              <w:t>“Presented by” naming; logo on the site, the support-vehicle doors, the SCG send-off and Tamworth homecoming banners and the runner's kit; named in every interview; daily tag across all 14 stage posts; first right of renewal.</w:t>
+              <w:t>“Presented by” naming; logo on the site, the crew table, the finish banner and the kit; tagged in every run-day post.</w:t>
             </w:r>
           </w:p>
         </w:tc>
@@ -2390,37 +1515,29 @@
       <w:tr>
         <w:tc>
           <w:tcPr>
-            <w:tcW w:type="dxa" w:w="1928"/>
-            <w:shd w:val="clear" w:fill="F6EFE2"/>
+            <w:tcW w:type="dxa" w:w="1814"/>
           </w:tcPr>
           <w:p>
-            <w:pPr>
-              <w:spacing w:after="40"/>
-            </w:pPr>
             <w:r/>
             <w:r>
               <w:rPr>
-                <w:color w:val="26190F"/>
-                <w:sz w:val="19"/>
+                <w:color w:val="3B2A1D"/>
+                <w:sz w:val="20"/>
               </w:rPr>
-              <w:t>Stage Partner</w:t>
+              <w:t>Day Partner</w:t>
             </w:r>
           </w:p>
         </w:tc>
         <w:tc>
           <w:tcPr>
             <w:tcW w:type="dxa" w:w="1247"/>
-            <w:shd w:val="clear" w:fill="F6EFE2"/>
           </w:tcPr>
           <w:p>
-            <w:pPr>
-              <w:spacing w:after="40"/>
-            </w:pPr>
             <w:r/>
             <w:r>
               <w:rPr>
-                <w:color w:val="26190F"/>
-                <w:sz w:val="19"/>
+                <w:color w:val="3B2A1D"/>
+                <w:sz w:val="20"/>
               </w:rPr>
               <w:t>$500</w:t>
             </w:r>
@@ -2428,39 +1545,31 @@
         </w:tc>
         <w:tc>
           <w:tcPr>
-            <w:tcW w:type="dxa" w:w="1134"/>
-            <w:shd w:val="clear" w:fill="F6EFE2"/>
+            <w:tcW w:type="dxa" w:w="1361"/>
           </w:tcPr>
           <w:p>
-            <w:pPr>
-              <w:spacing w:after="40"/>
-            </w:pPr>
             <w:r/>
             <w:r>
               <w:rPr>
-                <w:color w:val="26190F"/>
-                <w:sz w:val="19"/>
+                <w:color w:val="3B2A1D"/>
+                <w:sz w:val="20"/>
               </w:rPr>
-              <w:t>14</w:t>
+              <w:t>up to 7</w:t>
             </w:r>
           </w:p>
         </w:tc>
         <w:tc>
           <w:tcPr>
             <w:tcW w:type="dxa" w:w="4649"/>
-            <w:shd w:val="clear" w:fill="F6EFE2"/>
           </w:tcPr>
           <w:p>
-            <w:pPr>
-              <w:spacing w:after="40"/>
-            </w:pPr>
             <w:r/>
             <w:r>
               <w:rPr>
-                <w:color w:val="26190F"/>
-                <w:sz w:val="19"/>
+                <w:color w:val="3B2A1D"/>
+                <w:sz w:val="20"/>
               </w:rPr>
-              <w:t>Your business powers one named day — e.g. “Day 11 · Scone → Murrurundi, powered by you.” Named on the stage in the app and route book, a dedicated post filmed on your stage, logo on the site sponsor wall.</w:t>
+              <w:t>Your business powers one festival day of laps — “Day 3, powered by you” — with a dedicated post filmed on course, mid-festival. Allocated first-come once the format locks on 14 December.</w:t>
             </w:r>
           </w:p>
         </w:tc>
@@ -2468,17 +1577,14 @@
       <w:tr>
         <w:tc>
           <w:tcPr>
-            <w:tcW w:type="dxa" w:w="1928"/>
+            <w:tcW w:type="dxa" w:w="1814"/>
           </w:tcPr>
           <w:p>
-            <w:pPr>
-              <w:spacing w:after="40"/>
-            </w:pPr>
             <w:r/>
             <w:r>
               <w:rPr>
-                <w:color w:val="26190F"/>
-                <w:sz w:val="19"/>
+                <w:color w:val="3B2A1D"/>
+                <w:sz w:val="20"/>
               </w:rPr>
               <w:t>Kilometre Club</w:t>
             </w:r>
@@ -2489,14 +1595,11 @@
             <w:tcW w:type="dxa" w:w="1247"/>
           </w:tcPr>
           <w:p>
-            <w:pPr>
-              <w:spacing w:after="40"/>
-            </w:pPr>
             <w:r/>
             <w:r>
               <w:rPr>
-                <w:color w:val="26190F"/>
-                <w:sz w:val="19"/>
+                <w:color w:val="3B2A1D"/>
+                <w:sz w:val="20"/>
               </w:rPr>
               <w:t>$25 / km</w:t>
             </w:r>
@@ -2504,19 +1607,16 @@
         </w:tc>
         <w:tc>
           <w:tcPr>
-            <w:tcW w:type="dxa" w:w="1134"/>
+            <w:tcW w:type="dxa" w:w="1361"/>
           </w:tcPr>
           <w:p>
-            <w:pPr>
-              <w:spacing w:after="40"/>
-            </w:pPr>
             <w:r/>
             <w:r>
               <w:rPr>
-                <w:color w:val="26190F"/>
-                <w:sz w:val="19"/>
+                <w:color w:val="3B2A1D"/>
+                <w:sz w:val="20"/>
               </w:rPr>
-              <w:t>430+</w:t>
+              <w:t>set by recovery</w:t>
             </w:r>
           </w:p>
         </w:tc>
@@ -2525,16 +1625,13 @@
             <w:tcW w:type="dxa" w:w="4649"/>
           </w:tcPr>
           <w:p>
-            <w:pPr>
-              <w:spacing w:after="40"/>
-            </w:pPr>
             <w:r/>
             <w:r>
               <w:rPr>
-                <w:color w:val="26190F"/>
-                <w:sz w:val="19"/>
+                <w:color w:val="3B2A1D"/>
+                <w:sz w:val="20"/>
               </w:rPr>
-              <w:t>Your name — or a dedication to someone you love — on one of the kilometres home, on the site's Kilometre Wall, ticked off as it's run.</w:t>
+              <w:t>Your name — or a dedication to someone you love — on one kilometre of the laps. The total opens when the distance is announced with the format.</w:t>
             </w:r>
           </w:p>
         </w:tc>
@@ -2542,18 +1639,14 @@
       <w:tr>
         <w:tc>
           <w:tcPr>
-            <w:tcW w:type="dxa" w:w="1928"/>
-            <w:shd w:val="clear" w:fill="F6EFE2"/>
+            <w:tcW w:type="dxa" w:w="1814"/>
           </w:tcPr>
           <w:p>
-            <w:pPr>
-              <w:spacing w:after="40"/>
-            </w:pPr>
             <w:r/>
             <w:r>
               <w:rPr>
-                <w:color w:val="26190F"/>
-                <w:sz w:val="19"/>
+                <w:color w:val="3B2A1D"/>
+                <w:sz w:val="20"/>
               </w:rPr>
               <w:t>Crew Partner (in-kind)</w:t>
             </w:r>
@@ -2562,17 +1655,13 @@
         <w:tc>
           <w:tcPr>
             <w:tcW w:type="dxa" w:w="1247"/>
-            <w:shd w:val="clear" w:fill="F6EFE2"/>
           </w:tcPr>
           <w:p>
-            <w:pPr>
-              <w:spacing w:after="40"/>
-            </w:pPr>
             <w:r/>
             <w:r>
               <w:rPr>
-                <w:color w:val="26190F"/>
-                <w:sz w:val="19"/>
+                <w:color w:val="3B2A1D"/>
+                <w:sz w:val="20"/>
               </w:rPr>
               <w:t>goods / services</w:t>
             </w:r>
@@ -2580,18 +1669,14 @@
         </w:tc>
         <w:tc>
           <w:tcPr>
-            <w:tcW w:type="dxa" w:w="1134"/>
-            <w:shd w:val="clear" w:fill="F6EFE2"/>
+            <w:tcW w:type="dxa" w:w="1361"/>
           </w:tcPr>
           <w:p>
-            <w:pPr>
-              <w:spacing w:after="40"/>
-            </w:pPr>
             <w:r/>
             <w:r>
               <w:rPr>
-                <w:color w:val="26190F"/>
-                <w:sz w:val="19"/>
+                <w:color w:val="3B2A1D"/>
+                <w:sz w:val="20"/>
               </w:rPr>
               <w:t>open</w:t>
             </w:r>
@@ -2600,19 +1685,15 @@
         <w:tc>
           <w:tcPr>
             <w:tcW w:type="dxa" w:w="4649"/>
-            <w:shd w:val="clear" w:fill="F6EFE2"/>
           </w:tcPr>
           <w:p>
-            <w:pPr>
-              <w:spacing w:after="40"/>
-            </w:pPr>
             <w:r/>
             <w:r>
               <w:rPr>
-                <w:color w:val="26190F"/>
-                <w:sz w:val="19"/>
+                <w:color w:val="3B2A1D"/>
+                <w:sz w:val="20"/>
               </w:rPr>
-              <w:t>Shoes, sports nutrition, caravan-park nights, physio, vehicle or food — matched to the equivalent cash tier and credited the same way.</w:t>
+              <w:t>Shoes, sports nutrition, physio, marquee and shade, ice and water, printing — recognised alongside cash sponsors.</w:t>
             </w:r>
           </w:p>
         </w:tc>
@@ -2620,21 +1701,7 @@
     </w:tbl>
     <w:p>
       <w:pPr>
-        <w:spacing w:before="120" w:after="120"/>
-      </w:pPr>
-      <w:r>
-        <w:rPr>
-          <w:b w:val="0"/>
-          <w:i w:val="0"/>
-          <w:color w:val="6D5F57"/>
-          <w:sz w:val="19"/>
-        </w:rPr>
-        <w:t>All sponsor recognition appears on Love in Motion campaign assets (site, vehicle, kit, social). The McGrath Foundation's own brand is used only under their guidelines.</w:t>
-      </w:r>
-    </w:p>
-    <w:p>
-      <w:pPr>
-        <w:spacing w:before="240" w:after="60"/>
+        <w:spacing w:before="240" w:after="80"/>
       </w:pPr>
       <w:r>
         <w:rPr>
@@ -2648,56 +1715,56 @@
     </w:p>
     <w:p>
       <w:pPr>
-        <w:spacing w:before="0" w:after="120"/>
+        <w:spacing w:before="0" w:after="160"/>
       </w:pPr>
       <w:r>
         <w:rPr>
           <w:b w:val="0"/>
           <w:i w:val="0"/>
-          <w:color w:val="26190F"/>
+          <w:color w:val="3B2A1D"/>
           <w:sz w:val="21"/>
         </w:rPr>
-        <w:t>Within two weeks of arriving home, every sponsor receives a wrap report: the story of the fourteen days, photos from your stage or kilometre, social reach numbers, a full statement of the road budget, and — if we've raised beyond costs — the receipt for the surplus donation to the McGrath Foundation.</w:t>
+        <w:t>Within two weeks of the finish, every sponsor receives a wrap report: the story of the festival laps, photos from your day or your kilometre, social reach numbers, and the final budget — including the surplus donated to the McGrath Foundation.</w:t>
       </w:r>
     </w:p>
     <w:p>
       <w:pPr>
-        <w:spacing w:before="280" w:after="80"/>
+        <w:spacing w:before="360" w:after="120"/>
       </w:pPr>
       <w:r>
         <w:rPr>
           <w:b/>
           <w:i w:val="0"/>
           <w:color w:val="C05A33"/>
-          <w:sz w:val="30"/>
+          <w:sz w:val="28"/>
         </w:rPr>
         <w:t>NEXT STEPS</w:t>
       </w:r>
     </w:p>
     <w:p>
       <w:pPr>
-        <w:spacing w:before="0" w:after="120"/>
+        <w:spacing w:before="0" w:after="160"/>
       </w:pPr>
       <w:r>
         <w:rPr>
           <w:b w:val="0"/>
           <w:i w:val="0"/>
-          <w:color w:val="26190F"/>
+          <w:color w:val="3B2A1D"/>
           <w:sz w:val="21"/>
         </w:rPr>
-        <w:t>Sponsorships confirmed by 30 September 2026 make the print deadline for vehicle signage and kit. Stage Partners are allocated first-come by stage; the Presenting Partner is a single exclusive position.</w:t>
+        <w:t>Sponsorships confirmed by 1 December 2026 make the print deadline for kit, the crew table and course signage. Day Partners are allocated first-come once the format locks on 14 December; the Presenting Partner is a single conversation — come early.</w:t>
       </w:r>
     </w:p>
     <w:p>
       <w:pPr>
-        <w:spacing w:before="200" w:after="0"/>
+        <w:spacing w:before="280" w:after="0"/>
       </w:pPr>
       <w:r>
         <w:rPr>
           <w:b/>
           <w:i w:val="0"/>
           <w:color w:val="26190F"/>
-          <w:sz w:val="21"/>
+          <w:sz w:val="24"/>
         </w:rPr>
         <w:t>Charlie Tathra</w:t>
       </w:r>
@@ -2710,36 +1777,36 @@
         <w:rPr>
           <w:b w:val="0"/>
           <w:i w:val="0"/>
-          <w:color w:val="26190F"/>
-          <w:sz w:val="21"/>
+          <w:color w:val="6D5F57"/>
+          <w:sz w:val="20"/>
         </w:rPr>
         <w:t>admin@charlieabra.com  ·  charlieabra.com</w:t>
       </w:r>
     </w:p>
     <w:p>
       <w:pPr>
-        <w:spacing w:before="0" w:after="320"/>
+        <w:spacing w:before="0" w:after="200"/>
       </w:pPr>
       <w:r>
         <w:rPr>
           <w:b w:val="0"/>
           <w:i w:val="0"/>
           <w:color w:val="6D5F57"/>
-          <w:sz w:val="21"/>
+          <w:sz w:val="20"/>
         </w:rPr>
         <w:t>Campaign home: charlietathra.github.io/Love-in-Motion</w:t>
       </w:r>
     </w:p>
     <w:p>
       <w:pPr>
-        <w:spacing w:before="0" w:after="120"/>
+        <w:spacing w:before="0" w:after="160"/>
       </w:pPr>
       <w:r>
         <w:rPr>
-          <w:b w:val="0"/>
+          <w:b/>
           <w:i/>
           <w:color w:val="BC335F"/>
-          <w:sz w:val="21"/>
+          <w:sz w:val="24"/>
         </w:rPr>
         <w:t>Because Love Keeps Moving.</w:t>
       </w:r>
@@ -3117,13 +2184,10 @@
     <w:name w:val="Normal"/>
     <w:qFormat/>
     <w:rsid w:val="00FC693F"/>
-    <w:pPr>
-      <w:spacing w:after="120" w:line="283" w:lineRule="auto"/>
-    </w:pPr>
     <w:rPr>
-      <w:rFonts w:ascii="Calibri" w:hAnsi="Calibri"/>
-      <w:color w:val="26190F"/>
-      <w:sz w:val="21"/>
+      <w:rFonts w:ascii="Georgia" w:hAnsi="Georgia"/>
+      <w:color w:val="3B2A1D"/>
+      <w:sz w:val="22"/>
     </w:rPr>
   </w:style>
   <w:style w:type="paragraph" w:styleId="Header">
